--- a/Bahasa Indonesia/108_Aisyah Currents_Tugas Skripsi_Revisi 4.docx
+++ b/Bahasa Indonesia/108_Aisyah Currents_Tugas Skripsi_Revisi 4.docx
@@ -4,6 +4,7 @@
   <w:body>
     <w:p>
       <w:pPr>
+        <w:spacing w:line="240" w:lineRule="auto"/>
         <w:jc w:val="center"/>
         <w:rPr>
           <w:rFonts w:ascii="Book Antiqua" w:eastAsia="Book Antiqua" w:hAnsi="Book Antiqua" w:cs="Book Antiqua"/>
@@ -21,7 +22,19 @@
           <w:sz w:val="20"/>
           <w:szCs w:val="20"/>
         </w:rPr>
-        <w:t xml:space="preserve">ANALISIS PEMBELAJARAN KOLABORATIF MAHASISWA MANAJEMEN INFORMATIKA ANGKATAN 2025 MENGGUNAKAN GITHUB BERDASARKAN TEORI </w:t>
+        <w:t>ANAL</w:t>
+      </w:r>
+      <w:bookmarkStart w:id="0" w:name="_GoBack"/>
+      <w:bookmarkEnd w:id="0"/>
+      <w:r>
+        <w:rPr>
+          <w:rFonts w:ascii="Book Antiqua" w:eastAsia="Book Antiqua" w:hAnsi="Book Antiqua" w:cs="Book Antiqua"/>
+          <w:b/>
+          <w:bCs/>
+          <w:sz w:val="20"/>
+          <w:szCs w:val="20"/>
+        </w:rPr>
+        <w:t xml:space="preserve">ISIS PEMBELAJARAN KOLABORATIF MAHASISWA MANAJEMEN INFORMATIKA ANGKATAN 2025 MENGGUNAKAN GITHUB BERDASARKAN TEORI </w:t>
       </w:r>
       <w:r>
         <w:rPr>
@@ -50,6 +63,7 @@
     </w:p>
     <w:p>
       <w:pPr>
+        <w:spacing w:line="240" w:lineRule="auto"/>
         <w:jc w:val="center"/>
         <w:rPr>
           <w:rFonts w:ascii="Book Antiqua" w:eastAsia="Book Antiqua" w:hAnsi="Book Antiqua" w:cs="Book Antiqua"/>
@@ -62,6 +76,7 @@
     </w:p>
     <w:p>
       <w:pPr>
+        <w:spacing w:line="240" w:lineRule="auto"/>
         <w:jc w:val="center"/>
         <w:rPr>
           <w:rFonts w:ascii="Book Antiqua" w:eastAsia="Book Antiqua" w:hAnsi="Book Antiqua" w:cs="Book Antiqua"/>
@@ -82,7 +97,7 @@
     </w:p>
     <w:p>
       <w:pPr>
-        <w:spacing w:before="240" w:after="240"/>
+        <w:spacing w:before="240" w:after="240" w:line="240" w:lineRule="auto"/>
         <w:jc w:val="center"/>
         <w:rPr>
           <w:rFonts w:ascii="Book Antiqua" w:eastAsia="Book Antiqua" w:hAnsi="Book Antiqua" w:cs="Book Antiqua"/>
@@ -112,7 +127,7 @@
                     <pic:cNvPicPr preferRelativeResize="0"/>
                   </pic:nvPicPr>
                   <pic:blipFill>
-                    <a:blip r:embed="rId7"/>
+                    <a:blip r:embed="rId8"/>
                     <a:srcRect/>
                     <a:stretch>
                       <a:fillRect/>
@@ -145,7 +160,7 @@
     </w:p>
     <w:p>
       <w:pPr>
-        <w:spacing w:before="240" w:after="240"/>
+        <w:spacing w:before="240" w:after="240" w:line="240" w:lineRule="auto"/>
         <w:jc w:val="center"/>
         <w:rPr>
           <w:rFonts w:ascii="Book Antiqua" w:eastAsia="Book Antiqua" w:hAnsi="Book Antiqua" w:cs="Book Antiqua"/>
@@ -164,7 +179,7 @@
     </w:p>
     <w:p>
       <w:pPr>
-        <w:spacing w:before="240" w:after="240"/>
+        <w:spacing w:before="240" w:after="240" w:line="240" w:lineRule="auto"/>
         <w:jc w:val="center"/>
         <w:rPr>
           <w:rFonts w:ascii="Book Antiqua" w:eastAsia="Book Antiqua" w:hAnsi="Book Antiqua" w:cs="Book Antiqua"/>
@@ -187,7 +202,7 @@
     </w:p>
     <w:p>
       <w:pPr>
-        <w:spacing w:before="240" w:after="240"/>
+        <w:spacing w:before="240" w:after="240" w:line="240" w:lineRule="auto"/>
         <w:jc w:val="center"/>
         <w:rPr>
           <w:rFonts w:ascii="Book Antiqua" w:eastAsia="Book Antiqua" w:hAnsi="Book Antiqua" w:cs="Book Antiqua"/>
@@ -210,31 +225,31 @@
     </w:p>
     <w:p>
       <w:pPr>
-        <w:spacing w:before="240" w:after="240"/>
-        <w:rPr>
-          <w:rFonts w:ascii="Book Antiqua" w:eastAsia="Book Antiqua" w:hAnsi="Book Antiqua" w:cs="Book Antiqua"/>
-          <w:b/>
-          <w:bCs/>
-          <w:sz w:val="20"/>
-          <w:szCs w:val="20"/>
-        </w:rPr>
-      </w:pPr>
-    </w:p>
-    <w:p>
-      <w:pPr>
-        <w:spacing w:before="240" w:after="240"/>
-        <w:rPr>
-          <w:rFonts w:ascii="Book Antiqua" w:eastAsia="Book Antiqua" w:hAnsi="Book Antiqua" w:cs="Book Antiqua"/>
-          <w:b/>
-          <w:bCs/>
-          <w:sz w:val="20"/>
-          <w:szCs w:val="20"/>
-        </w:rPr>
-      </w:pPr>
-    </w:p>
-    <w:p>
-      <w:pPr>
-        <w:spacing w:before="240" w:after="240"/>
+        <w:spacing w:before="240" w:after="240" w:line="240" w:lineRule="auto"/>
+        <w:rPr>
+          <w:rFonts w:ascii="Book Antiqua" w:eastAsia="Book Antiqua" w:hAnsi="Book Antiqua" w:cs="Book Antiqua"/>
+          <w:b/>
+          <w:bCs/>
+          <w:sz w:val="20"/>
+          <w:szCs w:val="20"/>
+        </w:rPr>
+      </w:pPr>
+    </w:p>
+    <w:p>
+      <w:pPr>
+        <w:spacing w:before="240" w:after="240" w:line="240" w:lineRule="auto"/>
+        <w:rPr>
+          <w:rFonts w:ascii="Book Antiqua" w:eastAsia="Book Antiqua" w:hAnsi="Book Antiqua" w:cs="Book Antiqua"/>
+          <w:b/>
+          <w:bCs/>
+          <w:sz w:val="20"/>
+          <w:szCs w:val="20"/>
+        </w:rPr>
+      </w:pPr>
+    </w:p>
+    <w:p>
+      <w:pPr>
+        <w:spacing w:before="240" w:after="240" w:line="240" w:lineRule="auto"/>
         <w:jc w:val="center"/>
         <w:rPr>
           <w:rFonts w:ascii="Book Antiqua" w:eastAsia="Book Antiqua" w:hAnsi="Book Antiqua" w:cs="Book Antiqua"/>
@@ -257,7 +272,7 @@
     </w:p>
     <w:p>
       <w:pPr>
-        <w:spacing w:before="240" w:after="240"/>
+        <w:spacing w:before="240" w:after="240" w:line="240" w:lineRule="auto"/>
         <w:jc w:val="center"/>
         <w:rPr>
           <w:rFonts w:ascii="Book Antiqua" w:eastAsia="Book Antiqua" w:hAnsi="Book Antiqua" w:cs="Book Antiqua"/>
@@ -280,7 +295,7 @@
     </w:p>
     <w:p>
       <w:pPr>
-        <w:spacing w:before="240" w:after="240"/>
+        <w:spacing w:before="240" w:after="240" w:line="240" w:lineRule="auto"/>
         <w:jc w:val="center"/>
         <w:rPr>
           <w:rFonts w:ascii="Book Antiqua" w:eastAsia="Book Antiqua" w:hAnsi="Book Antiqua" w:cs="Book Antiqua"/>
@@ -298,12 +313,32 @@
           <w:sz w:val="20"/>
           <w:szCs w:val="20"/>
         </w:rPr>
-        <w:t>PROGRAM STUDI MANAJEMEN INFORMATIKA</w:t>
-      </w:r>
-    </w:p>
-    <w:p>
-      <w:pPr>
-        <w:spacing w:before="240" w:after="240"/>
+        <w:t>PROGRAM STUDI</w:t>
+      </w:r>
+      <w:r>
+        <w:rPr>
+          <w:rFonts w:ascii="Book Antiqua" w:eastAsia="Book Antiqua" w:hAnsi="Book Antiqua" w:cs="Book Antiqua"/>
+          <w:b/>
+          <w:bCs/>
+          <w:sz w:val="20"/>
+          <w:szCs w:val="20"/>
+        </w:rPr>
+        <w:t xml:space="preserve"> D4-</w:t>
+      </w:r>
+      <w:r>
+        <w:rPr>
+          <w:rFonts w:ascii="Book Antiqua" w:eastAsia="Book Antiqua" w:hAnsi="Book Antiqua" w:cs="Book Antiqua"/>
+          <w:b/>
+          <w:bCs/>
+          <w:sz w:val="20"/>
+          <w:szCs w:val="20"/>
+        </w:rPr>
+        <w:t>MANAJEMEN INFORMATIKA</w:t>
+      </w:r>
+    </w:p>
+    <w:p>
+      <w:pPr>
+        <w:spacing w:before="240" w:after="240" w:line="240" w:lineRule="auto"/>
         <w:jc w:val="center"/>
         <w:rPr>
           <w:rFonts w:ascii="Book Antiqua" w:eastAsia="Book Antiqua" w:hAnsi="Book Antiqua" w:cs="Book Antiqua"/>
@@ -378,17 +413,7 @@
           <w:sz w:val="20"/>
           <w:szCs w:val="20"/>
         </w:rPr>
-        <w:t>“ANALISIS PEMBELAJARAN KOLABORATIF MAHASISWA MANAJEME</w:t>
-      </w:r>
-      <w:r>
-        <w:rPr>
-          <w:rFonts w:ascii="Book Antiqua" w:eastAsia="Book Antiqua" w:hAnsi="Book Antiqua" w:cs="Book Antiqua"/>
-          <w:b/>
-          <w:bCs/>
-          <w:sz w:val="20"/>
-          <w:szCs w:val="20"/>
-        </w:rPr>
-        <w:t xml:space="preserve">N INFORMATIKA ANGKATAN 2025 MENGGUNAKAN GITHUB BERDASARKAN TEORI </w:t>
+        <w:t xml:space="preserve">“ANALISIS PEMBELAJARAN KOLABORATIF MAHASISWA MANAJEMEN INFORMATIKA ANGKATAN 2025 MENGGUNAKAN GITHUB BERDASARKAN TEORI </w:t>
       </w:r>
       <w:r>
         <w:rPr>
@@ -447,25 +472,7 @@
           <w:sz w:val="20"/>
           <w:szCs w:val="20"/>
         </w:rPr>
-        <w:t>Penelitian ini disusun sebagai bentuk kajian ilmiah mengenai pemanfaatan platform GitHub sebagai media pembelajaran kolaboratif dalam ling</w:t>
-      </w:r>
-      <w:r>
-        <w:rPr>
-          <w:rFonts w:ascii="Book Antiqua" w:eastAsia="Book Antiqua" w:hAnsi="Book Antiqua" w:cs="Book Antiqua"/>
-          <w:color w:val="000000"/>
-          <w:sz w:val="20"/>
-          <w:szCs w:val="20"/>
-        </w:rPr>
-        <w:t>kungan pendidikan tinggi, khususnya pada mahasiswa Manajemen Informatika Angkatan 2025. Melalui pendekatan teori Social Learning, penelitian ini berupaya menganalisis bagaimana proses observasi, interaksi sosial, serta praktik kolaboratif dalam pengembanga</w:t>
-      </w:r>
-      <w:r>
-        <w:rPr>
-          <w:rFonts w:ascii="Book Antiqua" w:eastAsia="Book Antiqua" w:hAnsi="Book Antiqua" w:cs="Book Antiqua"/>
-          <w:color w:val="000000"/>
-          <w:sz w:val="20"/>
-          <w:szCs w:val="20"/>
-        </w:rPr>
-        <w:t>n perangkat lunak dapat mendukung peningkatan kompetensi mahasiswa.</w:t>
+        <w:t>Penelitian ini disusun sebagai bentuk kajian ilmiah mengenai pemanfaatan platform GitHub sebagai media pembelajaran kolaboratif dalam lingkungan pendidikan tinggi, khususnya pada mahasiswa Manajemen Informatika Angkatan 2025. Melalui pendekatan teori Social Learning, penelitian ini berupaya menganalisis bagaimana proses observasi, interaksi sosial, serta praktik kolaboratif dalam pengembangan perangkat lunak dapat mendukung peningkatan kompetensi mahasiswa.</w:t>
       </w:r>
     </w:p>
     <w:p>
@@ -494,16 +501,7 @@
           <w:sz w:val="20"/>
           <w:szCs w:val="20"/>
         </w:rPr>
-        <w:t>Penulis menyadari bahwa karya ilmiah ini masih memiliki keterbatasan dan jauh dari sempurna. Oleh karena itu, kritik dan saran yang membangun sangat diharapkan demi perbaikan dan pengembangan penelitian selanjutnya. Akhir kata, penulis berharap semoga kary</w:t>
-      </w:r>
-      <w:r>
-        <w:rPr>
-          <w:rFonts w:ascii="Book Antiqua" w:eastAsia="Book Antiqua" w:hAnsi="Book Antiqua" w:cs="Book Antiqua"/>
-          <w:color w:val="000000"/>
-          <w:sz w:val="20"/>
-          <w:szCs w:val="20"/>
-        </w:rPr>
-        <w:t>a ilmiah ini dapat memberikan manfaat dan kontribusi bagi pengembangan ilmu pengetahuan, khususnya dalam bidang pendidikan teknologi informasi dan pembelajaran kolaboratif berbasis digital.</w:t>
+        <w:t>Penulis menyadari bahwa karya ilmiah ini masih memiliki keterbatasan dan jauh dari sempurna. Oleh karena itu, kritik dan saran yang membangun sangat diharapkan demi perbaikan dan pengembangan penelitian selanjutnya. Akhir kata, penulis berharap semoga karya ilmiah ini dapat memberikan manfaat dan kontribusi bagi pengembangan ilmu pengetahuan, khususnya dalam bidang pendidikan teknologi informasi dan pembelajaran kolaboratif berbasis digital.</w:t>
       </w:r>
     </w:p>
     <w:p>
@@ -617,8 +615,26 @@
           <w:szCs w:val="20"/>
         </w:rPr>
       </w:pPr>
-      <w:bookmarkStart w:id="0" w:name="_h6ozrjspqbp3" w:colFirst="0" w:colLast="0"/>
-      <w:bookmarkEnd w:id="0"/>
+    </w:p>
+    <w:p>
+      <w:pPr>
+        <w:pBdr>
+          <w:top w:val="nil"/>
+          <w:left w:val="nil"/>
+          <w:bottom w:val="nil"/>
+          <w:right w:val="nil"/>
+          <w:between w:val="nil"/>
+        </w:pBdr>
+        <w:spacing w:line="240" w:lineRule="auto"/>
+        <w:rPr>
+          <w:rFonts w:ascii="Book Antiqua" w:eastAsia="Book Antiqua" w:hAnsi="Book Antiqua" w:cs="Book Antiqua"/>
+          <w:color w:val="000000"/>
+          <w:sz w:val="20"/>
+          <w:szCs w:val="20"/>
+        </w:rPr>
+      </w:pPr>
+      <w:bookmarkStart w:id="1" w:name="_h6ozrjspqbp3" w:colFirst="0" w:colLast="0"/>
+      <w:bookmarkEnd w:id="1"/>
       <w:r>
         <w:rPr>
           <w:rFonts w:ascii="Book Antiqua" w:eastAsia="Book Antiqua" w:hAnsi="Book Antiqua" w:cs="Book Antiqua"/>
@@ -787,16 +803,7 @@
           <w:szCs w:val="20"/>
           <w:highlight w:val="white"/>
         </w:rPr>
-        <w:t>P</w:t>
-      </w:r>
-      <w:r>
-        <w:rPr>
-          <w:rFonts w:ascii="Book Antiqua" w:eastAsia="Book Antiqua" w:hAnsi="Book Antiqua" w:cs="Book Antiqua"/>
-          <w:sz w:val="20"/>
-          <w:szCs w:val="20"/>
-          <w:highlight w:val="white"/>
-        </w:rPr>
-        <w:t xml:space="preserve">erangkat  lunak  berbasis </w:t>
+        <w:t xml:space="preserve">Perangkat  lunak  berbasis </w:t>
       </w:r>
       <w:r>
         <w:rPr>
@@ -845,7 +852,81 @@
           <w:szCs w:val="20"/>
           <w:highlight w:val="white"/>
         </w:rPr>
-        <w:t xml:space="preserve">angkat  lunak adalah GitHub. GitHub berfungsi  sebagai </w:t>
+        <w:t xml:space="preserve">angkat  lunak adalah GitHub </w:t>
+      </w:r>
+      <w:r>
+        <w:rPr>
+          <w:rFonts w:ascii="Book Antiqua" w:eastAsia="Book Antiqua" w:hAnsi="Book Antiqua" w:cs="Book Antiqua"/>
+          <w:sz w:val="20"/>
+          <w:szCs w:val="20"/>
+          <w:highlight w:val="white"/>
+        </w:rPr>
+        <w:fldChar w:fldCharType="begin" w:fldLock="1"/>
+      </w:r>
+      <w:r>
+        <w:rPr>
+          <w:rFonts w:ascii="Book Antiqua" w:eastAsia="Book Antiqua" w:hAnsi="Book Antiqua" w:cs="Book Antiqua"/>
+          <w:sz w:val="20"/>
+          <w:szCs w:val="20"/>
+          <w:highlight w:val="white"/>
+        </w:rPr>
+        <w:instrText>ADDIN CSL_CITATION {"citationItems":[{"id":"ITEM-1","itemData":{"DOI":"10.1145/2889160.2889195","ISBN":"9781450341615","ISSN":"02705257","abstract":"GitHub has been embraced by the software development community as an important social platform for managing software projects and to support collaborative development. More recently, educators have begun to adopt it for hosting course content and student assignments. From our previous research, we found that educators leverage GitHub's collaboration and transparency features to create, reuse and remix course materials, and to encourage student contributions and monitor student activity on assignments and projects. However, our previous research did not consider the student perspective. In this paper, we present a case study where GitHub is used as a learning platform for two software engineering courses. We gathered student perspectives on how the use of GitHub in their courses might benefit them and to identify the challenges they may face. The findings from our case study indicate that software engineering students do benefit from GitHub's transparent and open workflow. However, students were concerned that since GitHub is not inherently an educational tool, it lacks key features important for education and poses learning and privacy concerns. Our findings provide recommendations for designers on how tools such as GitHub can be used to improve software engineering education, and also point to recommendations for instructors on how to use it more effectively in their courses.","author":[{"dropping-particle":"","family":"Feliciano","given":"Joseph","non-dropping-particle":"","parse-names":false,"suffix":""},{"dropping-particle":"","family":"Storey","given":"Margaret Anne","non-dropping-particle":"","parse-names":false,"suffix":""},{"dropping-particle":"","family":"Zagalsky","given":"Alexey","non-dropping-particle":"","parse-names":false,"suffix":""}],"container-title":"Proceedings - International Conference on Software Engineering","id":"ITEM-1","issue":"March","issued":{"date-parts":[["2016"]]},"page":"422-431","title":"Student experiences using GitHub in software engineering courses: A case study","type":"article-journal"},"uris":["http://www.mendeley.com/documents/?uuid=ecb3bf6d-7904-4cf5-9ff1-b4f362c296ae"]}],"mendeley":{"formattedCitation":"(Feliciano et al., 2016)","manualFormatting":"(Feliciano et al., 2026)","plainTextFormattedCitation":"(Feliciano et al., 2016)","previouslyFormattedCitation":"(Feliciano et al., 2016)"},"properties":{"noteIndex":0},"schema":"https://github.com/citation-style-language/schema/raw/master/csl-citation.json"}</w:instrText>
+      </w:r>
+      <w:r>
+        <w:rPr>
+          <w:rFonts w:ascii="Book Antiqua" w:eastAsia="Book Antiqua" w:hAnsi="Book Antiqua" w:cs="Book Antiqua"/>
+          <w:sz w:val="20"/>
+          <w:szCs w:val="20"/>
+          <w:highlight w:val="white"/>
+        </w:rPr>
+        <w:fldChar w:fldCharType="separate"/>
+      </w:r>
+      <w:r>
+        <w:rPr>
+          <w:rFonts w:ascii="Book Antiqua" w:eastAsia="Book Antiqua" w:hAnsi="Book Antiqua" w:cs="Book Antiqua"/>
+          <w:noProof/>
+          <w:sz w:val="20"/>
+          <w:szCs w:val="20"/>
+          <w:highlight w:val="white"/>
+        </w:rPr>
+        <w:t>(Feliciano et al., 202</w:t>
+      </w:r>
+      <w:r>
+        <w:rPr>
+          <w:rFonts w:ascii="Book Antiqua" w:eastAsia="Book Antiqua" w:hAnsi="Book Antiqua" w:cs="Book Antiqua"/>
+          <w:noProof/>
+          <w:sz w:val="20"/>
+          <w:szCs w:val="20"/>
+          <w:highlight w:val="white"/>
+        </w:rPr>
+        <w:t>6)</w:t>
+      </w:r>
+      <w:r>
+        <w:rPr>
+          <w:rFonts w:ascii="Book Antiqua" w:eastAsia="Book Antiqua" w:hAnsi="Book Antiqua" w:cs="Book Antiqua"/>
+          <w:sz w:val="20"/>
+          <w:szCs w:val="20"/>
+          <w:highlight w:val="white"/>
+        </w:rPr>
+        <w:fldChar w:fldCharType="end"/>
+      </w:r>
+      <w:r>
+        <w:rPr>
+          <w:rFonts w:ascii="Book Antiqua" w:eastAsia="Book Antiqua" w:hAnsi="Book Antiqua" w:cs="Book Antiqua"/>
+          <w:sz w:val="20"/>
+          <w:szCs w:val="20"/>
+          <w:highlight w:val="white"/>
+        </w:rPr>
+        <w:t xml:space="preserve">. </w:t>
+      </w:r>
+      <w:r>
+        <w:rPr>
+          <w:rFonts w:ascii="Book Antiqua" w:eastAsia="Book Antiqua" w:hAnsi="Book Antiqua" w:cs="Book Antiqua"/>
+          <w:sz w:val="20"/>
+          <w:szCs w:val="20"/>
+          <w:highlight w:val="white"/>
+        </w:rPr>
+        <w:t xml:space="preserve">GitHub berfungsi  sebagai </w:t>
       </w:r>
       <w:r>
         <w:rPr>
@@ -904,15 +985,64 @@
           <w:sz w:val="20"/>
           <w:szCs w:val="20"/>
         </w:rPr>
-        <w:t>Platform G</w:t>
-      </w:r>
-      <w:r>
-        <w:rPr>
-          <w:rFonts w:ascii="Book Antiqua" w:eastAsia="Book Antiqua" w:hAnsi="Book Antiqua" w:cs="Book Antiqua"/>
-          <w:sz w:val="20"/>
-          <w:szCs w:val="20"/>
-        </w:rPr>
-        <w:t xml:space="preserve">itHub memfasilitasi mahasiswa untuk memperluas cakupan belajar mereka, yakni melalui kolaborasi, pertukaran kode, serta pengamatan terhadap proyek rekan lainnya. Fenomena ini merefleksikan penerapan </w:t>
+        <w:t>Platform GitHub memfasilitasi mahasiswa untuk memperluas cakupan belajar mereka, yakni melalui kolaborasi, pertukaran kode, serta pengamatan terhadap proyek rekan lainnya</w:t>
+      </w:r>
+      <w:r>
+        <w:rPr>
+          <w:rFonts w:ascii="Book Antiqua" w:eastAsia="Book Antiqua" w:hAnsi="Book Antiqua" w:cs="Book Antiqua"/>
+          <w:sz w:val="20"/>
+          <w:szCs w:val="20"/>
+        </w:rPr>
+        <w:t xml:space="preserve"> </w:t>
+      </w:r>
+      <w:r>
+        <w:rPr>
+          <w:rFonts w:ascii="Book Antiqua" w:eastAsia="Book Antiqua" w:hAnsi="Book Antiqua" w:cs="Book Antiqua"/>
+          <w:sz w:val="20"/>
+          <w:szCs w:val="20"/>
+        </w:rPr>
+        <w:fldChar w:fldCharType="begin" w:fldLock="1"/>
+      </w:r>
+      <w:r>
+        <w:rPr>
+          <w:rFonts w:ascii="Book Antiqua" w:eastAsia="Book Antiqua" w:hAnsi="Book Antiqua" w:cs="Book Antiqua"/>
+          <w:sz w:val="20"/>
+          <w:szCs w:val="20"/>
+        </w:rPr>
+        <w:instrText>ADDIN CSL_CITATION {"citationItems":[{"id":"ITEM-1","itemData":{"abstract":"… Scholars have highlighted risks of plagiarism and academic dishonesty [2], over-reliance … These challenges highlight the dual nature of LLM adoption in SE education, where potential …","author":[{"dropping-particle":"","family":"Khan","given":"M","non-dropping-particle":"","parse-names":false,"suffix":""},{"dropping-particle":"","family":"Akbar","given":"M A","non-dropping-particle":"","parse-names":false,"suffix":""},{"dropping-particle":"","family":"Kasurinen","given":"J","non-dropping-particle":"","parse-names":false,"suffix":""}],"container-title":"arXiv preprint arXiv:2509.04877","id":"ITEM-1","issue":"1","issued":{"date-parts":[["2025"]]},"publisher":"arXiv","title":"Integrating Large Language Models in Software Engineering Education: A Pilot Study through GitHub Repositories Mining","type":"book","volume":"1"},"uris":["http://www.mendeley.com/documents/?uuid=bb2f9d1a-41a4-46e7-87bf-4f211ee5bdc9"]}],"mendeley":{"formattedCitation":"(Khan et al., 2025)","plainTextFormattedCitation":"(Khan et al., 2025)","previouslyFormattedCitation":"(Khan et al., 2025)"},"properties":{"noteIndex":0},"schema":"https://github.com/citation-style-language/schema/raw/master/csl-citation.json"}</w:instrText>
+      </w:r>
+      <w:r>
+        <w:rPr>
+          <w:rFonts w:ascii="Book Antiqua" w:eastAsia="Book Antiqua" w:hAnsi="Book Antiqua" w:cs="Book Antiqua"/>
+          <w:sz w:val="20"/>
+          <w:szCs w:val="20"/>
+        </w:rPr>
+        <w:fldChar w:fldCharType="separate"/>
+      </w:r>
+      <w:r>
+        <w:rPr>
+          <w:rFonts w:ascii="Book Antiqua" w:eastAsia="Book Antiqua" w:hAnsi="Book Antiqua" w:cs="Book Antiqua"/>
+          <w:noProof/>
+          <w:sz w:val="20"/>
+          <w:szCs w:val="20"/>
+        </w:rPr>
+        <w:t>(Khan et al., 2025)</w:t>
+      </w:r>
+      <w:r>
+        <w:rPr>
+          <w:rFonts w:ascii="Book Antiqua" w:eastAsia="Book Antiqua" w:hAnsi="Book Antiqua" w:cs="Book Antiqua"/>
+          <w:sz w:val="20"/>
+          <w:szCs w:val="20"/>
+        </w:rPr>
+        <w:fldChar w:fldCharType="end"/>
+      </w:r>
+      <w:r>
+        <w:rPr>
+          <w:rFonts w:ascii="Book Antiqua" w:eastAsia="Book Antiqua" w:hAnsi="Book Antiqua" w:cs="Book Antiqua"/>
+          <w:sz w:val="20"/>
+          <w:szCs w:val="20"/>
+        </w:rPr>
+        <w:t xml:space="preserve">. Fenomena ini merefleksikan penerapan </w:t>
       </w:r>
       <w:r>
         <w:rPr>
@@ -930,23 +1060,7 @@
           <w:sz w:val="20"/>
           <w:szCs w:val="20"/>
         </w:rPr>
-        <w:t xml:space="preserve"> dari Albert Bandura, di mana perol</w:t>
-      </w:r>
-      <w:r>
-        <w:rPr>
-          <w:rFonts w:ascii="Book Antiqua" w:eastAsia="Book Antiqua" w:hAnsi="Book Antiqua" w:cs="Book Antiqua"/>
-          <w:sz w:val="20"/>
-          <w:szCs w:val="20"/>
-        </w:rPr>
-        <w:t>ehan pengetahuan terjadi secara efektif melalui interaksi sosial, observasi langsung, dan peniruan praktik dalam lingkungan digital tersebut. Secara lebih spesifik, teori ini berfokus pada proses belajar yang terjadi melalui pengamatan terhadap tindakan or</w:t>
-      </w:r>
-      <w:r>
-        <w:rPr>
-          <w:rFonts w:ascii="Book Antiqua" w:eastAsia="Book Antiqua" w:hAnsi="Book Antiqua" w:cs="Book Antiqua"/>
-          <w:sz w:val="20"/>
-          <w:szCs w:val="20"/>
-        </w:rPr>
-        <w:t>ang lain atau konsekuensi dari perilaku mereka. (Putri Kanaya Yose et al., 2024)</w:t>
+        <w:t xml:space="preserve"> dari Albert Bandura, di mana perolehan pengetahuan terjadi secara efektif melalui interaksi sosial, observasi langsung, dan peniruan praktik dalam lingkungan digital tersebut. Secara lebih spesifik, teori ini berfokus pada proses belajar yang terjadi melalui pengamatan terhadap tindakan orang lain atau konsekuensi dari perilaku mereka. (Putri Kanaya Yose et al., 2024)</w:t>
       </w:r>
     </w:p>
     <w:p>
@@ -1001,15 +1115,73 @@
           <w:sz w:val="20"/>
           <w:szCs w:val="20"/>
         </w:rPr>
-        <w:t>). Mahasiswa tidak hanya s</w:t>
-      </w:r>
-      <w:r>
-        <w:rPr>
-          <w:rFonts w:ascii="Book Antiqua" w:eastAsia="Book Antiqua" w:hAnsi="Book Antiqua" w:cs="Book Antiqua"/>
-          <w:sz w:val="20"/>
-          <w:szCs w:val="20"/>
-        </w:rPr>
-        <w:t>ekedar mengunduh kode, tetapi juga mengamati proses berpikir rekan sejawatnya melalui riwayat komit (</w:t>
+        <w:t>)</w:t>
+      </w:r>
+      <w:r>
+        <w:rPr>
+          <w:rFonts w:ascii="Book Antiqua" w:eastAsia="Book Antiqua" w:hAnsi="Book Antiqua" w:cs="Book Antiqua"/>
+          <w:sz w:val="20"/>
+          <w:szCs w:val="20"/>
+        </w:rPr>
+        <w:t xml:space="preserve"> </w:t>
+      </w:r>
+      <w:r>
+        <w:rPr>
+          <w:rFonts w:ascii="Book Antiqua" w:eastAsia="Book Antiqua" w:hAnsi="Book Antiqua" w:cs="Book Antiqua"/>
+          <w:sz w:val="20"/>
+          <w:szCs w:val="20"/>
+        </w:rPr>
+        <w:fldChar w:fldCharType="begin" w:fldLock="1"/>
+      </w:r>
+      <w:r>
+        <w:rPr>
+          <w:rFonts w:ascii="Book Antiqua" w:eastAsia="Book Antiqua" w:hAnsi="Book Antiqua" w:cs="Book Antiqua"/>
+          <w:sz w:val="20"/>
+          <w:szCs w:val="20"/>
+        </w:rPr>
+        <w:instrText>ADDIN CSL_CITATION {"citationItems":[{"id":"ITEM-1","itemData":{"author":[{"dropping-particle":"","family":"Tri","given":"Anggi","non-dropping-particle":"","parse-names":false,"suffix":""},{"dropping-particle":"","family":"Lifere","given":"Sujada","non-dropping-particle":"","parse-names":false,"suffix":""},{"dropping-particle":"","family":"Sven","given":"Bernaditho E","non-dropping-particle":"","parse-names":false,"suffix":""},{"dropping-particle":"","family":"Rosari","given":"De","non-dropping-particle":"","parse-names":false,"suffix":""},{"dropping-particle":"","family":"Siuk","given":"Ignasius K","non-dropping-particle":"","parse-names":false,"suffix":""}],"id":"ITEM-1","issue":"1","issued":{"date-parts":[["2026"]]},"page":"11-21","title":"ANALISIS PENERIMAAN PENGGUNAAN GITHUB PADA MAHASISWA MENGGUNAKAN EXTENDED THEORY OF PLANNED BEHAVIOR","type":"article-journal","volume":"3"},"uris":["http://www.mendeley.com/documents/?uuid=88b535af-6506-4a98-9633-e73d9f494775"]}],"mendeley":{"formattedCitation":"(Tri et al., 2026)","plainTextFormattedCitation":"(Tri et al., 2026)","previouslyFormattedCitation":"(Tri et al., 2026)"},"properties":{"noteIndex":0},"schema":"https://github.com/citation-style-language/schema/raw/master/csl-citation.json"}</w:instrText>
+      </w:r>
+      <w:r>
+        <w:rPr>
+          <w:rFonts w:ascii="Book Antiqua" w:eastAsia="Book Antiqua" w:hAnsi="Book Antiqua" w:cs="Book Antiqua"/>
+          <w:sz w:val="20"/>
+          <w:szCs w:val="20"/>
+        </w:rPr>
+        <w:fldChar w:fldCharType="separate"/>
+      </w:r>
+      <w:r>
+        <w:rPr>
+          <w:rFonts w:ascii="Book Antiqua" w:eastAsia="Book Antiqua" w:hAnsi="Book Antiqua" w:cs="Book Antiqua"/>
+          <w:noProof/>
+          <w:sz w:val="20"/>
+          <w:szCs w:val="20"/>
+        </w:rPr>
+        <w:t>(Tri et al., 2026)</w:t>
+      </w:r>
+      <w:r>
+        <w:rPr>
+          <w:rFonts w:ascii="Book Antiqua" w:eastAsia="Book Antiqua" w:hAnsi="Book Antiqua" w:cs="Book Antiqua"/>
+          <w:sz w:val="20"/>
+          <w:szCs w:val="20"/>
+        </w:rPr>
+        <w:fldChar w:fldCharType="end"/>
+      </w:r>
+      <w:r>
+        <w:rPr>
+          <w:rFonts w:ascii="Book Antiqua" w:eastAsia="Book Antiqua" w:hAnsi="Book Antiqua" w:cs="Book Antiqua"/>
+          <w:sz w:val="20"/>
+          <w:szCs w:val="20"/>
+        </w:rPr>
+        <w:t xml:space="preserve">. Mahasiswa tidak hanya sekedar mengunduh kode, tetapi juga mengamati </w:t>
+      </w:r>
+      <w:r>
+        <w:rPr>
+          <w:rFonts w:ascii="Book Antiqua" w:eastAsia="Book Antiqua" w:hAnsi="Book Antiqua" w:cs="Book Antiqua"/>
+          <w:sz w:val="20"/>
+          <w:szCs w:val="20"/>
+        </w:rPr>
+        <w:lastRenderedPageBreak/>
+        <w:t>proses berpikir rekan sejawatnya melalui riwayat komit (</w:t>
       </w:r>
       <w:r>
         <w:rPr>
@@ -1045,16 +1217,7 @@
           <w:sz w:val="20"/>
           <w:szCs w:val="20"/>
         </w:rPr>
-        <w:t xml:space="preserve">, serta </w:t>
-      </w:r>
-      <w:r>
-        <w:rPr>
-          <w:rFonts w:ascii="Book Antiqua" w:eastAsia="Book Antiqua" w:hAnsi="Book Antiqua" w:cs="Book Antiqua"/>
-          <w:sz w:val="20"/>
-          <w:szCs w:val="20"/>
-        </w:rPr>
-        <w:lastRenderedPageBreak/>
-        <w:t xml:space="preserve">penyelesaian masalah di kolom </w:t>
+        <w:t xml:space="preserve">, serta penyelesaian masalah di kolom </w:t>
       </w:r>
       <w:r>
         <w:rPr>
@@ -1072,15 +1235,7 @@
           <w:sz w:val="20"/>
           <w:szCs w:val="20"/>
         </w:rPr>
-        <w:t>. Melalui proses observasi terhadap bagaimana sebuah solusi dibangu</w:t>
-      </w:r>
-      <w:r>
-        <w:rPr>
-          <w:rFonts w:ascii="Book Antiqua" w:eastAsia="Book Antiqua" w:hAnsi="Book Antiqua" w:cs="Book Antiqua"/>
-          <w:sz w:val="20"/>
-          <w:szCs w:val="20"/>
-        </w:rPr>
-        <w:t>n dan bagaimana kesalahan diperbaiki oleh orang lain, mahasiswa dapat mengadopsi praktik terbaik (</w:t>
+        <w:t>. Melalui proses observasi terhadap bagaimana sebuah solusi dibangun dan bagaimana kesalahan diperbaiki oleh orang lain, mahasiswa dapat mengadopsi praktik terbaik (</w:t>
       </w:r>
       <w:r>
         <w:rPr>
@@ -1098,15 +1253,113 @@
           <w:sz w:val="20"/>
           <w:szCs w:val="20"/>
         </w:rPr>
-        <w:t>) dalam pemrograman. Hal ini menciptakan lingkungan belajar yang dinamis dimana transfer pengetahuan tidak lagi bersifat satu arah, melainkan be</w:t>
-      </w:r>
-      <w:r>
-        <w:rPr>
-          <w:rFonts w:ascii="Book Antiqua" w:eastAsia="Book Antiqua" w:hAnsi="Book Antiqua" w:cs="Book Antiqua"/>
-          <w:sz w:val="20"/>
-          <w:szCs w:val="20"/>
-        </w:rPr>
-        <w:t>rsifat kolektif dan partisipatif.</w:t>
+        <w:t>) dalam pemrograman</w:t>
+      </w:r>
+      <w:r>
+        <w:rPr>
+          <w:rFonts w:ascii="Book Antiqua" w:eastAsia="Book Antiqua" w:hAnsi="Book Antiqua" w:cs="Book Antiqua"/>
+          <w:sz w:val="20"/>
+          <w:szCs w:val="20"/>
+        </w:rPr>
+        <w:t xml:space="preserve"> </w:t>
+      </w:r>
+      <w:r>
+        <w:rPr>
+          <w:rFonts w:ascii="Book Antiqua" w:eastAsia="Book Antiqua" w:hAnsi="Book Antiqua" w:cs="Book Antiqua"/>
+          <w:sz w:val="20"/>
+          <w:szCs w:val="20"/>
+        </w:rPr>
+        <w:fldChar w:fldCharType="begin" w:fldLock="1"/>
+      </w:r>
+      <w:r>
+        <w:rPr>
+          <w:rFonts w:ascii="Book Antiqua" w:eastAsia="Book Antiqua" w:hAnsi="Book Antiqua" w:cs="Book Antiqua"/>
+          <w:sz w:val="20"/>
+          <w:szCs w:val="20"/>
+        </w:rPr>
+        <w:instrText>ADDIN CSL_CITATION {"citationItems":[{"id":"ITEM-1","itemData":{"ISSN":"2579-4647","abstract":"Kompleksitasmasyarakattidakterlepasdariupayamencerdaskankehidupan  bangsa,yaknicapaian  proses  dan  hasil  belajar  pada  aspek  kognitif,  afektif  dan psikomotorik.  Gurudiharapkanmampu membangun  danmengembangkanserta  menerapkan  pembelajaran  inovatif,guna  mewujudkan  peserta  didikyangunggul dan produktifdi Abad 21. Pendekatan dan teori pembelajaran dapat menjadi bekal guru dalam mengajar.Tujuan  penelitian  adalah  (1)  untuk  menganalisis  pembelajaran  IPS  pada  era newnormal  melalui pendekatan sociallearning.  (2)  untuk  menganalisis  hambatan  yang  dihadapi  guru  dalam  melaksanakan pembelajaran IPS di era newnormal dengan pendekatan sociallearning.Metodepenelitianadalah kualitatif jenis  studi  kasus.Subjekpenelitianguru  dan  pesertadidikdiSDP I U SkotaTegal.Subjekdipilih denganmenggunakanteknikpurposivesampling.  Pengambilan  data  menggunakanteknik  pengamatan, wawancara, dan dokumentasi. Instrumen utamaadalah peneliti sendiri. Uji keabsahan datadilakukandenganteknik  triangulasi.Teknik analisisdatakualitatif  dengan adaptasi modelinteraktifMiles  &amp;Huberman.Berdasarkan  hasil penelitian,  dapat  dijelaskan bahwa  pembelajaran IPS di SD PIUS Kota  Tegal, khususnya pada  siswa  kelas  4  pada era  new  normalmenerapkan  pendekatan sociallearning.  Pelaksanaannya  dengan mematuhi protokol kesehatan. Model pembelajaran yang digunakan adalah role playing berbasispendekatansocial learning.Guru mengalami hambatan dalam pelaksanaan pembelajaran, yaitu siswa sulit dikondisikan dalam waktu yang cepat dan kesulitan koordinasi antar siswa dalam satu kelompok.Simpulan dari penelitian ini adalah dalam pelaksanaan pembelajaran IPS efektif dan mampu memotivasi siswa dalam belajar di kelas.","author":[{"dropping-particle":"","family":"Astuti","given":"Tri","non-dropping-particle":"","parse-names":false,"suffix":""},{"dropping-particle":"","family":"Saputra","given":"Deri","non-dropping-particle":"","parse-names":false,"suffix":""},{"dropping-particle":"","family":"Soleh","given":"Muh","non-dropping-particle":"","parse-names":false,"suffix":""}],"container-title":"Bina Gogik","id":"ITEM-1","issue":"1","issued":{"date-parts":[["2022"]]},"page":"108-115","title":"Social Learning Dalam Pembelajaran Pada Era New Normal","type":"article-journal","volume":"9"},"uris":["http://www.mendeley.com/documents/?uuid=8f8f2ffc-e8ca-4fd8-a502-5cfe30dfe037"]}],"mendeley":{"formattedCitation":"(Astuti et al., 2022)","plainTextFormattedCitation":"(Astuti et al., 2022)","previouslyFormattedCitation":"(Astuti et al., 2022)"},"properties":{"noteIndex":0},"schema":"https://github.com/citation-style-language/schema/raw/master/csl-citation.json"}</w:instrText>
+      </w:r>
+      <w:r>
+        <w:rPr>
+          <w:rFonts w:ascii="Book Antiqua" w:eastAsia="Book Antiqua" w:hAnsi="Book Antiqua" w:cs="Book Antiqua"/>
+          <w:sz w:val="20"/>
+          <w:szCs w:val="20"/>
+        </w:rPr>
+        <w:fldChar w:fldCharType="separate"/>
+      </w:r>
+      <w:r>
+        <w:rPr>
+          <w:rFonts w:ascii="Book Antiqua" w:eastAsia="Book Antiqua" w:hAnsi="Book Antiqua" w:cs="Book Antiqua"/>
+          <w:noProof/>
+          <w:sz w:val="20"/>
+          <w:szCs w:val="20"/>
+        </w:rPr>
+        <w:t>(Astuti et al., 2022)</w:t>
+      </w:r>
+      <w:r>
+        <w:rPr>
+          <w:rFonts w:ascii="Book Antiqua" w:eastAsia="Book Antiqua" w:hAnsi="Book Antiqua" w:cs="Book Antiqua"/>
+          <w:sz w:val="20"/>
+          <w:szCs w:val="20"/>
+        </w:rPr>
+        <w:fldChar w:fldCharType="end"/>
+      </w:r>
+      <w:r>
+        <w:rPr>
+          <w:rFonts w:ascii="Book Antiqua" w:eastAsia="Book Antiqua" w:hAnsi="Book Antiqua" w:cs="Book Antiqua"/>
+          <w:sz w:val="20"/>
+          <w:szCs w:val="20"/>
+        </w:rPr>
+        <w:t>. Hal ini menciptakan lingkungan belajar yang dinamis dimana transfer pengetahuan tidak lagi bersifat satu arah, melainkan bersifat kolektif dan partisipatif.</w:t>
+      </w:r>
+      <w:r>
+        <w:rPr>
+          <w:rFonts w:ascii="Book Antiqua" w:eastAsia="Book Antiqua" w:hAnsi="Book Antiqua" w:cs="Book Antiqua"/>
+          <w:sz w:val="20"/>
+          <w:szCs w:val="20"/>
+        </w:rPr>
+        <w:t xml:space="preserve"> </w:t>
+      </w:r>
+      <w:r>
+        <w:rPr>
+          <w:rFonts w:ascii="Book Antiqua" w:eastAsia="Book Antiqua" w:hAnsi="Book Antiqua" w:cs="Book Antiqua"/>
+          <w:sz w:val="20"/>
+          <w:szCs w:val="20"/>
+        </w:rPr>
+        <w:fldChar w:fldCharType="begin" w:fldLock="1"/>
+      </w:r>
+      <w:r>
+        <w:rPr>
+          <w:rFonts w:ascii="Book Antiqua" w:eastAsia="Book Antiqua" w:hAnsi="Book Antiqua" w:cs="Book Antiqua"/>
+          <w:sz w:val="20"/>
+          <w:szCs w:val="20"/>
+        </w:rPr>
+        <w:instrText>ADDIN CSL_CITATION {"citationItems":[{"id":"ITEM-1","itemData":{"DOI":"10.61104/ihsan.v2i3.347","ISSN":"3025-9150","abstract":"Pembelajaran kolaboratif menjadi pendekatan pedagogis yang semakin populer di pendidikan tinggi karena dianggap dapat meningkatkan efektivitas proses belajar siswa. Penelitian ini bertujuan untuk meninjau penerapan pembelajaran kolaboratif di perguruan tinggi dan mengidentifikasi tantangan serta strategi yang dapat diterapkan untuk meningkatkan efektivitasnya.Penelitian ini dilakukan melalui tinjauan pustaka dengan menganalisis berbagai penelitian terkait implementasi pembelajaran kolaboratif di lingkungan pendidikan tinggi.Hasil studi menunjukkan bahwa pembelajaran kolaboratif mampu meningkatkan pemahaman konsep, keterampilan komunikasi, dan kemampuan berpikir kritis mahasiswa. Namun, terdapat tantangan seperti ketidakseimbangan partisipasi antar anggota kelompok dan kurangnya keterampilan fasilitasi dari dosen. Strategi yang direkomendasikan untuk mengatasi tantangan ini mencakup pengelolaan kelompok secara lebih efektif dan pelatihan fasilitasi untuk dosen, yang dapat membantu optimalisasi proses kolaboratif di kelas.","author":[{"dropping-particle":"","family":"Febrian Afriadi","given":"","non-dropping-particle":"","parse-names":false,"suffix":""},{"dropping-particle":"","family":"Muhammad Fatih hidayah","given":"","non-dropping-particle":"","parse-names":false,"suffix":""},{"dropping-particle":"","family":"Gusmaneli","given":"","non-dropping-particle":"","parse-names":false,"suffix":""}],"container-title":"Jurnal IHSAN Jurnal Pendidikan Islam","id":"ITEM-1","issue":"3","issued":{"date-parts":[["2024"]]},"page":"143-157","title":"Pembelajaran Kolaboratif Dalam Pendidikan Perguruan Tinggi","type":"article-journal","volume":"2"},"uris":["http://www.mendeley.com/documents/?uuid=e4d95089-6b28-469c-bf28-593840143331"]}],"mendeley":{"formattedCitation":"(Febrian Afriadi et al., 2024)","plainTextFormattedCitation":"(Febrian Afriadi et al., 2024)","previouslyFormattedCitation":"(Febrian Afriadi et al., 2024)"},"properties":{"noteIndex":0},"schema":"https://github.com/citation-style-language/schema/raw/master/csl-citation.json"}</w:instrText>
+      </w:r>
+      <w:r>
+        <w:rPr>
+          <w:rFonts w:ascii="Book Antiqua" w:eastAsia="Book Antiqua" w:hAnsi="Book Antiqua" w:cs="Book Antiqua"/>
+          <w:sz w:val="20"/>
+          <w:szCs w:val="20"/>
+        </w:rPr>
+        <w:fldChar w:fldCharType="separate"/>
+      </w:r>
+      <w:r>
+        <w:rPr>
+          <w:rFonts w:ascii="Book Antiqua" w:eastAsia="Book Antiqua" w:hAnsi="Book Antiqua" w:cs="Book Antiqua"/>
+          <w:noProof/>
+          <w:sz w:val="20"/>
+          <w:szCs w:val="20"/>
+        </w:rPr>
+        <w:t>(Febrian Afriadi et al., 2024)</w:t>
+      </w:r>
+      <w:r>
+        <w:rPr>
+          <w:rFonts w:ascii="Book Antiqua" w:eastAsia="Book Antiqua" w:hAnsi="Book Antiqua" w:cs="Book Antiqua"/>
+          <w:sz w:val="20"/>
+          <w:szCs w:val="20"/>
+        </w:rPr>
+        <w:fldChar w:fldCharType="end"/>
       </w:r>
     </w:p>
     <w:p>
@@ -1125,15 +1378,64 @@
           <w:sz w:val="20"/>
           <w:szCs w:val="20"/>
         </w:rPr>
-        <w:t>Namun, belum semua mahasiswa manajemen informatika mampu memanfaatkan GitHub dalam praktiknya secara optimal sebagai media pembelajaran kolaboratif. Oleh karena itu, diperlukan analisis mengenai bagaimana pembelajaran kola</w:t>
-      </w:r>
-      <w:r>
-        <w:rPr>
-          <w:rFonts w:ascii="Book Antiqua" w:eastAsia="Book Antiqua" w:hAnsi="Book Antiqua" w:cs="Book Antiqua"/>
-          <w:sz w:val="20"/>
-          <w:szCs w:val="20"/>
-        </w:rPr>
-        <w:t xml:space="preserve">boratif mahasiswa menggunakan GitHub jika ditinjau dari perspektif </w:t>
+        <w:t>Namun, belum semua mahasiswa manajemen informatika mampu memanfaatkan GitHub dalam praktiknya secara optimal sebagai media pembelajaran kolaboratif</w:t>
+      </w:r>
+      <w:r>
+        <w:rPr>
+          <w:rFonts w:ascii="Book Antiqua" w:eastAsia="Book Antiqua" w:hAnsi="Book Antiqua" w:cs="Book Antiqua"/>
+          <w:sz w:val="20"/>
+          <w:szCs w:val="20"/>
+        </w:rPr>
+        <w:t xml:space="preserve"> </w:t>
+      </w:r>
+      <w:r>
+        <w:rPr>
+          <w:rFonts w:ascii="Book Antiqua" w:eastAsia="Book Antiqua" w:hAnsi="Book Antiqua" w:cs="Book Antiqua"/>
+          <w:sz w:val="20"/>
+          <w:szCs w:val="20"/>
+        </w:rPr>
+        <w:fldChar w:fldCharType="begin" w:fldLock="1"/>
+      </w:r>
+      <w:r>
+        <w:rPr>
+          <w:rFonts w:ascii="Book Antiqua" w:eastAsia="Book Antiqua" w:hAnsi="Book Antiqua" w:cs="Book Antiqua"/>
+          <w:sz w:val="20"/>
+          <w:szCs w:val="20"/>
+        </w:rPr>
+        <w:instrText>ADDIN CSL_CITATION {"citationItems":[{"id":"ITEM-1","itemData":{"abstract":"… Scholars have highlighted risks of plagiarism and academic dishonesty [2], over-reliance … These challenges highlight the dual nature of LLM adoption in SE education, where potential …","author":[{"dropping-particle":"","family":"Khan","given":"M","non-dropping-particle":"","parse-names":false,"suffix":""},{"dropping-particle":"","family":"Akbar","given":"M A","non-dropping-particle":"","parse-names":false,"suffix":""},{"dropping-particle":"","family":"Kasurinen","given":"J","non-dropping-particle":"","parse-names":false,"suffix":""}],"container-title":"arXiv preprint arXiv:2509.04877","id":"ITEM-1","issue":"1","issued":{"date-parts":[["2025"]]},"publisher":"arXiv","title":"Integrating Large Language Models in Software Engineering Education: A Pilot Study through GitHub Repositories Mining","type":"book","volume":"1"},"uris":["http://www.mendeley.com/documents/?uuid=bb2f9d1a-41a4-46e7-87bf-4f211ee5bdc9"]}],"mendeley":{"formattedCitation":"(Khan et al., 2025)","plainTextFormattedCitation":"(Khan et al., 2025)","previouslyFormattedCitation":"(Khan et al., 2025)"},"properties":{"noteIndex":0},"schema":"https://github.com/citation-style-language/schema/raw/master/csl-citation.json"}</w:instrText>
+      </w:r>
+      <w:r>
+        <w:rPr>
+          <w:rFonts w:ascii="Book Antiqua" w:eastAsia="Book Antiqua" w:hAnsi="Book Antiqua" w:cs="Book Antiqua"/>
+          <w:sz w:val="20"/>
+          <w:szCs w:val="20"/>
+        </w:rPr>
+        <w:fldChar w:fldCharType="separate"/>
+      </w:r>
+      <w:r>
+        <w:rPr>
+          <w:rFonts w:ascii="Book Antiqua" w:eastAsia="Book Antiqua" w:hAnsi="Book Antiqua" w:cs="Book Antiqua"/>
+          <w:noProof/>
+          <w:sz w:val="20"/>
+          <w:szCs w:val="20"/>
+        </w:rPr>
+        <w:t>(Khan et al., 2025)</w:t>
+      </w:r>
+      <w:r>
+        <w:rPr>
+          <w:rFonts w:ascii="Book Antiqua" w:eastAsia="Book Antiqua" w:hAnsi="Book Antiqua" w:cs="Book Antiqua"/>
+          <w:sz w:val="20"/>
+          <w:szCs w:val="20"/>
+        </w:rPr>
+        <w:fldChar w:fldCharType="end"/>
+      </w:r>
+      <w:r>
+        <w:rPr>
+          <w:rFonts w:ascii="Book Antiqua" w:eastAsia="Book Antiqua" w:hAnsi="Book Antiqua" w:cs="Book Antiqua"/>
+          <w:sz w:val="20"/>
+          <w:szCs w:val="20"/>
+        </w:rPr>
+        <w:t xml:space="preserve">. Oleh karena itu, diperlukan analisis mengenai bagaimana pembelajaran kolaboratif mahasiswa menggunakan GitHub jika ditinjau dari perspektif </w:t>
       </w:r>
       <w:r>
         <w:rPr>
@@ -1151,7 +1453,56 @@
           <w:sz w:val="20"/>
           <w:szCs w:val="20"/>
         </w:rPr>
-        <w:t>. Penelitian ini diharapkan dapat memberikan gambaran mengenai peran GitHub dalam mendukung proses pembelajaran kolaboratif mahasiswa.</w:t>
+        <w:t>. Penelitian ini diharapkan dapat memberikan gambaran mengenai peran GitHub dalam mendukung proses pembelajaran kolaboratif mahasiswa</w:t>
+      </w:r>
+      <w:r>
+        <w:rPr>
+          <w:rFonts w:ascii="Book Antiqua" w:eastAsia="Book Antiqua" w:hAnsi="Book Antiqua" w:cs="Book Antiqua"/>
+          <w:sz w:val="20"/>
+          <w:szCs w:val="20"/>
+        </w:rPr>
+        <w:t xml:space="preserve">. </w:t>
+      </w:r>
+      <w:r>
+        <w:rPr>
+          <w:rFonts w:ascii="Book Antiqua" w:eastAsia="Book Antiqua" w:hAnsi="Book Antiqua" w:cs="Book Antiqua"/>
+          <w:sz w:val="20"/>
+          <w:szCs w:val="20"/>
+        </w:rPr>
+        <w:fldChar w:fldCharType="begin" w:fldLock="1"/>
+      </w:r>
+      <w:r>
+        <w:rPr>
+          <w:rFonts w:ascii="Book Antiqua" w:eastAsia="Book Antiqua" w:hAnsi="Book Antiqua" w:cs="Book Antiqua"/>
+          <w:sz w:val="20"/>
+          <w:szCs w:val="20"/>
+        </w:rPr>
+        <w:instrText>ADDIN CSL_CITATION {"citationItems":[{"id":"ITEM-1","itemData":{"ISSN":"2579-4647","abstract":"Kompleksitasmasyarakattidakterlepasdariupayamencerdaskankehidupan  bangsa,yaknicapaian  proses  dan  hasil  belajar  pada  aspek  kognitif,  afektif  dan psikomotorik.  Gurudiharapkanmampu membangun  danmengembangkanserta  menerapkan  pembelajaran  inovatif,guna  mewujudkan  peserta  didikyangunggul dan produktifdi Abad 21. Pendekatan dan teori pembelajaran dapat menjadi bekal guru dalam mengajar.Tujuan  penelitian  adalah  (1)  untuk  menganalisis  pembelajaran  IPS  pada  era newnormal  melalui pendekatan sociallearning.  (2)  untuk  menganalisis  hambatan  yang  dihadapi  guru  dalam  melaksanakan pembelajaran IPS di era newnormal dengan pendekatan sociallearning.Metodepenelitianadalah kualitatif jenis  studi  kasus.Subjekpenelitianguru  dan  pesertadidikdiSDP I U SkotaTegal.Subjekdipilih denganmenggunakanteknikpurposivesampling.  Pengambilan  data  menggunakanteknik  pengamatan, wawancara, dan dokumentasi. Instrumen utamaadalah peneliti sendiri. Uji keabsahan datadilakukandenganteknik  triangulasi.Teknik analisisdatakualitatif  dengan adaptasi modelinteraktifMiles  &amp;Huberman.Berdasarkan  hasil penelitian,  dapat  dijelaskan bahwa  pembelajaran IPS di SD PIUS Kota  Tegal, khususnya pada  siswa  kelas  4  pada era  new  normalmenerapkan  pendekatan sociallearning.  Pelaksanaannya  dengan mematuhi protokol kesehatan. Model pembelajaran yang digunakan adalah role playing berbasispendekatansocial learning.Guru mengalami hambatan dalam pelaksanaan pembelajaran, yaitu siswa sulit dikondisikan dalam waktu yang cepat dan kesulitan koordinasi antar siswa dalam satu kelompok.Simpulan dari penelitian ini adalah dalam pelaksanaan pembelajaran IPS efektif dan mampu memotivasi siswa dalam belajar di kelas.","author":[{"dropping-particle":"","family":"Astuti","given":"Tri","non-dropping-particle":"","parse-names":false,"suffix":""},{"dropping-particle":"","family":"Saputra","given":"Deri","non-dropping-particle":"","parse-names":false,"suffix":""},{"dropping-particle":"","family":"Soleh","given":"Muh","non-dropping-particle":"","parse-names":false,"suffix":""}],"container-title":"Bina Gogik","id":"ITEM-1","issue":"1","issued":{"date-parts":[["2022"]]},"page":"108-115","title":"Social Learning Dalam Pembelajaran Pada Era New Normal","type":"article-journal","volume":"9"},"uris":["http://www.mendeley.com/documents/?uuid=8f8f2ffc-e8ca-4fd8-a502-5cfe30dfe037"]}],"mendeley":{"formattedCitation":"(Astuti et al., 2022)","plainTextFormattedCitation":"(Astuti et al., 2022)"},"properties":{"noteIndex":0},"schema":"https://github.com/citation-style-language/schema/raw/master/csl-citation.json"}</w:instrText>
+      </w:r>
+      <w:r>
+        <w:rPr>
+          <w:rFonts w:ascii="Book Antiqua" w:eastAsia="Book Antiqua" w:hAnsi="Book Antiqua" w:cs="Book Antiqua"/>
+          <w:sz w:val="20"/>
+          <w:szCs w:val="20"/>
+        </w:rPr>
+        <w:fldChar w:fldCharType="separate"/>
+      </w:r>
+      <w:r>
+        <w:rPr>
+          <w:rFonts w:ascii="Book Antiqua" w:eastAsia="Book Antiqua" w:hAnsi="Book Antiqua" w:cs="Book Antiqua"/>
+          <w:noProof/>
+          <w:sz w:val="20"/>
+          <w:szCs w:val="20"/>
+        </w:rPr>
+        <w:t>(Astuti et al., 2022)</w:t>
+      </w:r>
+      <w:r>
+        <w:rPr>
+          <w:rFonts w:ascii="Book Antiqua" w:eastAsia="Book Antiqua" w:hAnsi="Book Antiqua" w:cs="Book Antiqua"/>
+          <w:sz w:val="20"/>
+          <w:szCs w:val="20"/>
+        </w:rPr>
+        <w:fldChar w:fldCharType="end"/>
       </w:r>
     </w:p>
     <w:p>
@@ -1194,23 +1545,7 @@
           <w:sz w:val="20"/>
           <w:szCs w:val="20"/>
         </w:rPr>
-        <w:t>B</w:t>
-      </w:r>
-      <w:r>
-        <w:rPr>
-          <w:rFonts w:ascii="Book Antiqua" w:eastAsia="Book Antiqua" w:hAnsi="Book Antiqua" w:cs="Book Antiqua"/>
-          <w:sz w:val="20"/>
-          <w:szCs w:val="20"/>
-        </w:rPr>
-        <w:t>erdasarkan</w:t>
-      </w:r>
-      <w:r>
-        <w:rPr>
-          <w:rFonts w:ascii="Book Antiqua" w:eastAsia="Book Antiqua" w:hAnsi="Book Antiqua" w:cs="Book Antiqua"/>
-          <w:sz w:val="20"/>
-          <w:szCs w:val="20"/>
-        </w:rPr>
-        <w:t xml:space="preserve"> latar belakang yang telah diuraikan, maka dapat diidentifikasi beberapa permasalahan sebagai berikut:</w:t>
+        <w:t>Berdasarkan latar belakang yang telah diuraikan, maka dapat diidentifikasi beberapa permasalahan sebagai berikut:</w:t>
       </w:r>
     </w:p>
     <w:p>
@@ -1254,15 +1589,7 @@
           <w:sz w:val="20"/>
           <w:szCs w:val="20"/>
         </w:rPr>
-        <w:t>Kurangnya pemahaman mahasiswa terhadap f</w:t>
-      </w:r>
-      <w:r>
-        <w:rPr>
-          <w:rFonts w:ascii="Book Antiqua" w:eastAsia="Book Antiqua" w:hAnsi="Book Antiqua" w:cs="Book Antiqua"/>
-          <w:sz w:val="20"/>
-          <w:szCs w:val="20"/>
-        </w:rPr>
-        <w:t>itur-fitur kolaboratif GitHub seperti pull request, code review, issue tracking, dan branching.</w:t>
+        <w:t>Kurangnya pemahaman mahasiswa terhadap fitur-fitur kolaboratif GitHub seperti pull request, code review, issue tracking, dan branching.</w:t>
       </w:r>
     </w:p>
     <w:p>
@@ -1284,24 +1611,8 @@
           <w:sz w:val="20"/>
           <w:szCs w:val="20"/>
         </w:rPr>
-        <w:t xml:space="preserve">Belum adanya analisis mendalam mengenai implementasi Social Learning Theory dari Albert Bandura dalam konteks penggunaan </w:t>
-      </w:r>
-      <w:r>
-        <w:rPr>
-          <w:rFonts w:ascii="Book Antiqua" w:eastAsia="Book Antiqua" w:hAnsi="Book Antiqua" w:cs="Book Antiqua"/>
-          <w:sz w:val="20"/>
-          <w:szCs w:val="20"/>
-        </w:rPr>
         <w:lastRenderedPageBreak/>
-        <w:t>GitHub oleh mahasiswa Manajemen Informa</w:t>
-      </w:r>
-      <w:r>
-        <w:rPr>
-          <w:rFonts w:ascii="Book Antiqua" w:eastAsia="Book Antiqua" w:hAnsi="Book Antiqua" w:cs="Book Antiqua"/>
-          <w:sz w:val="20"/>
-          <w:szCs w:val="20"/>
-        </w:rPr>
-        <w:t>tika.</w:t>
+        <w:t>Belum adanya analisis mendalam mengenai implementasi Social Learning Theory dari Albert Bandura dalam konteks penggunaan GitHub oleh mahasiswa Manajemen Informatika.</w:t>
       </w:r>
     </w:p>
     <w:p>
@@ -1344,15 +1655,7 @@
           <w:sz w:val="20"/>
           <w:szCs w:val="20"/>
         </w:rPr>
-        <w:t>A</w:t>
-      </w:r>
-      <w:r>
-        <w:rPr>
-          <w:rFonts w:ascii="Book Antiqua" w:eastAsia="Book Antiqua" w:hAnsi="Book Antiqua" w:cs="Book Antiqua"/>
-          <w:sz w:val="20"/>
-          <w:szCs w:val="20"/>
-        </w:rPr>
-        <w:t>gar penelitian lebih terarah dan tidak melebar, maka penelitian ini dibatasi pada:</w:t>
+        <w:t>Agar penelitian lebih terarah dan tidak melebar, maka penelitian ini dibatasi pada:</w:t>
       </w:r>
     </w:p>
     <w:p>
@@ -1468,23 +1771,7 @@
           <w:sz w:val="20"/>
           <w:szCs w:val="20"/>
         </w:rPr>
-        <w:t>B</w:t>
-      </w:r>
-      <w:r>
-        <w:rPr>
-          <w:rFonts w:ascii="Book Antiqua" w:eastAsia="Book Antiqua" w:hAnsi="Book Antiqua" w:cs="Book Antiqua"/>
-          <w:sz w:val="20"/>
-          <w:szCs w:val="20"/>
-        </w:rPr>
-        <w:t>erdasarkan latar belak</w:t>
-      </w:r>
-      <w:r>
-        <w:rPr>
-          <w:rFonts w:ascii="Book Antiqua" w:eastAsia="Book Antiqua" w:hAnsi="Book Antiqua" w:cs="Book Antiqua"/>
-          <w:sz w:val="20"/>
-          <w:szCs w:val="20"/>
-        </w:rPr>
-        <w:t>ang tersebut, maka didapatkan rumusan masalah sebagai berikut:</w:t>
+        <w:t>Berdasarkan latar belakang tersebut, maka didapatkan rumusan masalah sebagai berikut:</w:t>
       </w:r>
     </w:p>
     <w:p>
@@ -1608,16 +1895,7 @@
           <w:sz w:val="20"/>
           <w:szCs w:val="20"/>
         </w:rPr>
-        <w:t>Bagaimana proses pembelajaran kolaboratif mahasiswa Manajemen Informatika melalui p</w:t>
-      </w:r>
-      <w:r>
-        <w:rPr>
-          <w:rFonts w:ascii="Book Antiqua" w:eastAsia="Book Antiqua" w:hAnsi="Book Antiqua" w:cs="Book Antiqua"/>
-          <w:color w:val="000000"/>
-          <w:sz w:val="20"/>
-          <w:szCs w:val="20"/>
-        </w:rPr>
-        <w:t xml:space="preserve">latform GitHub jika ditinjau dari perspektif </w:t>
+        <w:t xml:space="preserve">Bagaimana proses pembelajaran kolaboratif mahasiswa Manajemen Informatika melalui platform GitHub jika ditinjau dari perspektif </w:t>
       </w:r>
       <w:r>
         <w:rPr>
@@ -1683,16 +1961,8 @@
           <w:sz w:val="20"/>
           <w:szCs w:val="20"/>
         </w:rPr>
-        <w:t>T</w:t>
-      </w:r>
-      <w:r>
-        <w:rPr>
-          <w:rFonts w:ascii="Book Antiqua" w:eastAsia="Book Antiqua" w:hAnsi="Book Antiqua" w:cs="Book Antiqua"/>
-          <w:color w:val="000000"/>
-          <w:sz w:val="20"/>
-          <w:szCs w:val="20"/>
-        </w:rPr>
-        <w:t>ujuan yang ingin dicapai dari penelitian ini adalah:</w:t>
+        <w:lastRenderedPageBreak/>
+        <w:t>Tujuan yang ingin dicapai dari penelitian ini adalah:</w:t>
       </w:r>
     </w:p>
     <w:p>
@@ -1722,17 +1992,7 @@
           <w:sz w:val="20"/>
           <w:szCs w:val="20"/>
         </w:rPr>
-        <w:t>Menganalisis mekanisme pembelajaran kolaboratif pada GitHub berdasarkan prinsip-</w:t>
-      </w:r>
-      <w:r>
-        <w:rPr>
-          <w:rFonts w:ascii="Book Antiqua" w:eastAsia="Book Antiqua" w:hAnsi="Book Antiqua" w:cs="Book Antiqua"/>
-          <w:color w:val="000000"/>
-          <w:sz w:val="20"/>
-          <w:szCs w:val="20"/>
-        </w:rPr>
-        <w:lastRenderedPageBreak/>
-        <w:t xml:space="preserve">prinsip </w:t>
+        <w:t xml:space="preserve">Menganalisis mekanisme pembelajaran kolaboratif pada GitHub berdasarkan prinsip-prinsip </w:t>
       </w:r>
       <w:r>
         <w:rPr>
@@ -1812,16 +2072,7 @@
           <w:sz w:val="20"/>
           <w:szCs w:val="20"/>
         </w:rPr>
-        <w:t>Menemukan faktor-faktor penghambat optimalisasi GitHub sebagai media belajar bagi maha</w:t>
-      </w:r>
-      <w:r>
-        <w:rPr>
-          <w:rFonts w:ascii="Book Antiqua" w:eastAsia="Book Antiqua" w:hAnsi="Book Antiqua" w:cs="Book Antiqua"/>
-          <w:color w:val="000000"/>
-          <w:sz w:val="20"/>
-          <w:szCs w:val="20"/>
-        </w:rPr>
-        <w:t>siswa Manajemen Informatika.</w:t>
+        <w:t>Menemukan faktor-faktor penghambat optimalisasi GitHub sebagai media belajar bagi mahasiswa Manajemen Informatika.</w:t>
       </w:r>
     </w:p>
     <w:p>
@@ -1865,16 +2116,7 @@
           <w:sz w:val="20"/>
           <w:szCs w:val="20"/>
         </w:rPr>
-        <w:t>P</w:t>
-      </w:r>
-      <w:r>
-        <w:rPr>
-          <w:rFonts w:ascii="Book Antiqua" w:eastAsia="Book Antiqua" w:hAnsi="Book Antiqua" w:cs="Book Antiqua"/>
-          <w:color w:val="000000"/>
-          <w:sz w:val="20"/>
-          <w:szCs w:val="20"/>
-        </w:rPr>
-        <w:t>enelitian ini diharapkan memberikan manfaat sebagai berikut:</w:t>
+        <w:t>Penelitian ini diharapkan memberikan manfaat sebagai berikut:</w:t>
       </w:r>
     </w:p>
     <w:p>
@@ -1913,18 +2155,7 @@
           <w:sz w:val="20"/>
           <w:szCs w:val="20"/>
         </w:rPr>
-        <w:t>Social Learning</w:t>
-      </w:r>
-      <w:r>
-        <w:rPr>
-          <w:rFonts w:ascii="Book Antiqua" w:eastAsia="Book Antiqua" w:hAnsi="Book Antiqua" w:cs="Book Antiqua"/>
-          <w:i/>
-          <w:iCs/>
-          <w:color w:val="000000"/>
-          <w:sz w:val="20"/>
-          <w:szCs w:val="20"/>
-        </w:rPr>
-        <w:t xml:space="preserve"> Theory</w:t>
+        <w:t>Social Learning Theory</w:t>
       </w:r>
       <w:r>
         <w:rPr>
@@ -2009,16 +2240,7 @@
           <w:sz w:val="20"/>
           <w:szCs w:val="20"/>
         </w:rPr>
-        <w:t>Menjadi bahan evaluasi bagi dosen di program studi Manajemen Informatika untuk meng</w:t>
-      </w:r>
-      <w:r>
-        <w:rPr>
-          <w:rFonts w:ascii="Book Antiqua" w:eastAsia="Book Antiqua" w:hAnsi="Book Antiqua" w:cs="Book Antiqua"/>
-          <w:color w:val="000000"/>
-          <w:sz w:val="20"/>
-          <w:szCs w:val="20"/>
-        </w:rPr>
-        <w:t>integrasikan GitHub secara lebih efektif dalam kurikulum pembelajaran berbasis proyek.</w:t>
+        <w:t>Menjadi bahan evaluasi bagi dosen di program studi Manajemen Informatika untuk mengintegrasikan GitHub secara lebih efektif dalam kurikulum pembelajaran berbasis proyek.</w:t>
       </w:r>
     </w:p>
     <w:p>
@@ -2179,23 +2401,7 @@
           <w:sz w:val="20"/>
           <w:szCs w:val="20"/>
         </w:rPr>
-        <w:t>S</w:t>
-      </w:r>
-      <w:r>
-        <w:rPr>
-          <w:rFonts w:ascii="Book Antiqua" w:eastAsia="Book Antiqua" w:hAnsi="Book Antiqua" w:cs="Book Antiqua"/>
-          <w:sz w:val="20"/>
-          <w:szCs w:val="20"/>
-        </w:rPr>
-        <w:t>ocial Learning Theory dikemukakan oleh Albert Bandura yang menyatakan bahwa proses belajar terjadi melalui interaksi sosial, observasi, dan peniruan terhadap perilaku orang lain (Manik et al., 2022). Teori ini menekankan bahwa individu tidak hanya belajar</w:t>
-      </w:r>
-      <w:r>
-        <w:rPr>
-          <w:rFonts w:ascii="Book Antiqua" w:eastAsia="Book Antiqua" w:hAnsi="Book Antiqua" w:cs="Book Antiqua"/>
-          <w:sz w:val="20"/>
-          <w:szCs w:val="20"/>
-        </w:rPr>
-        <w:t xml:space="preserve"> dari pengalaman langsung, tetapi juga melalui pengamatan terhadap tindakan orang lain dan konsekuensi yang ditimbulkannya.</w:t>
+        <w:t>Social Learning Theory dikemukakan oleh Albert Bandura yang menyatakan bahwa proses belajar terjadi melalui interaksi sosial, observasi, dan peniruan terhadap perilaku orang lain (Manik et al., 2022). Teori ini menekankan bahwa individu tidak hanya belajar dari pengalaman langsung, tetapi juga melalui pengamatan terhadap tindakan orang lain dan konsekuensi yang ditimbulkannya.</w:t>
       </w:r>
     </w:p>
     <w:p>
@@ -2533,15 +2739,7 @@
           <w:szCs w:val="20"/>
         </w:rPr>
         <w:lastRenderedPageBreak/>
-        <w:t>pengembangan pera</w:t>
-      </w:r>
-      <w:r>
-        <w:rPr>
-          <w:rFonts w:ascii="Book Antiqua" w:eastAsia="Book Antiqua" w:hAnsi="Book Antiqua" w:cs="Book Antiqua"/>
-          <w:sz w:val="20"/>
-          <w:szCs w:val="20"/>
-        </w:rPr>
-        <w:t>ngkat lunak berbasis kolaborasi.</w:t>
+        <w:t>pengembangan perangkat lunak berbasis kolaborasi.</w:t>
       </w:r>
     </w:p>
     <w:p>
@@ -2602,23 +2800,7 @@
           <w:sz w:val="20"/>
           <w:szCs w:val="20"/>
         </w:rPr>
-        <w:t>P</w:t>
-      </w:r>
-      <w:r>
-        <w:rPr>
-          <w:rFonts w:ascii="Book Antiqua" w:eastAsia="Book Antiqua" w:hAnsi="Book Antiqua" w:cs="Book Antiqua"/>
-          <w:sz w:val="20"/>
-          <w:szCs w:val="20"/>
-        </w:rPr>
-        <w:t>embelajaran kolaboratif merupakan pendekatan pembelajaran yang menekankan kerja sama antar individu untuk mencapai tujuan bersama (Tina Suryani Siregar et al., 2024). Dalam pembelajaran kolaborati</w:t>
-      </w:r>
-      <w:r>
-        <w:rPr>
-          <w:rFonts w:ascii="Book Antiqua" w:eastAsia="Book Antiqua" w:hAnsi="Book Antiqua" w:cs="Book Antiqua"/>
-          <w:sz w:val="20"/>
-          <w:szCs w:val="20"/>
-        </w:rPr>
-        <w:t>f, mahasiswa tidak hanya berbagi tugas, tetapi juga berbagi pengetahuan, strategi pemecahan masalah, serta tanggung jawab terhadap hasil akhir (Febrian Afriadi et al., 2024).</w:t>
+        <w:t>Pembelajaran kolaboratif merupakan pendekatan pembelajaran yang menekankan kerja sama antar individu untuk mencapai tujuan bersama (Tina Suryani Siregar et al., 2024). Dalam pembelajaran kolaboratif, mahasiswa tidak hanya berbagi tugas, tetapi juga berbagi pengetahuan, strategi pemecahan masalah, serta tanggung jawab terhadap hasil akhir (Febrian Afriadi et al., 2024).</w:t>
       </w:r>
     </w:p>
     <w:p>
@@ -2641,15 +2823,7 @@
           <w:sz w:val="20"/>
           <w:szCs w:val="20"/>
         </w:rPr>
-        <w:t>Pada pendidikan tinggi bidang teknologi informasi, pembelajaran kolaboratif serin</w:t>
-      </w:r>
-      <w:r>
-        <w:rPr>
-          <w:rFonts w:ascii="Book Antiqua" w:eastAsia="Book Antiqua" w:hAnsi="Book Antiqua" w:cs="Book Antiqua"/>
-          <w:sz w:val="20"/>
-          <w:szCs w:val="20"/>
-        </w:rPr>
-        <w:t>g diimplementasikan melalui proyek berbasis tim (project-based learning). Pendekatan ini memungkinkan mahasiswa mengembangkan kemampuan teknis (hard skills) sekaligus kemampuan komunikasi dan kerjasama (soft skills).</w:t>
+        <w:t>Pada pendidikan tinggi bidang teknologi informasi, pembelajaran kolaboratif sering diimplementasikan melalui proyek berbasis tim (project-based learning). Pendekatan ini memungkinkan mahasiswa mengembangkan kemampuan teknis (hard skills) sekaligus kemampuan komunikasi dan kerjasama (soft skills).</w:t>
       </w:r>
     </w:p>
     <w:p>
@@ -2708,15 +2882,7 @@
           <w:sz w:val="20"/>
           <w:szCs w:val="20"/>
         </w:rPr>
-        <w:t>B</w:t>
-      </w:r>
-      <w:r>
-        <w:rPr>
-          <w:rFonts w:ascii="Book Antiqua" w:eastAsia="Book Antiqua" w:hAnsi="Book Antiqua" w:cs="Book Antiqua"/>
-          <w:sz w:val="20"/>
-          <w:szCs w:val="20"/>
-        </w:rPr>
-        <w:t xml:space="preserve">agian ini memaparkan data yang diperoleh mengenai efektivitas GitHub sebagai media pembelajaran kolaboratif mahasiswa Manajemen Informatika Angkatan 2025 ditinjau dari empat pilar </w:t>
+        <w:t xml:space="preserve">Bagian ini memaparkan data yang diperoleh mengenai efektivitas GitHub sebagai media pembelajaran kolaboratif mahasiswa Manajemen Informatika Angkatan 2025 ditinjau dari empat pilar </w:t>
       </w:r>
       <w:r>
         <w:rPr>
@@ -2854,15 +3020,7 @@
           <w:sz w:val="20"/>
           <w:szCs w:val="20"/>
         </w:rPr>
-        <w:t>): Mahasi</w:t>
-      </w:r>
-      <w:r>
-        <w:rPr>
-          <w:rFonts w:ascii="Book Antiqua" w:eastAsia="Book Antiqua" w:hAnsi="Book Antiqua" w:cs="Book Antiqua"/>
-          <w:sz w:val="20"/>
-          <w:szCs w:val="20"/>
-        </w:rPr>
-        <w:t xml:space="preserve">swa menunjukkan perhatian tinggi pada repositori rekan sejawat yang memiliki struktur kode yang rapi dan dokumentasi </w:t>
+        <w:t xml:space="preserve">): Mahasiswa menunjukkan perhatian tinggi pada repositori rekan sejawat yang memiliki struktur kode yang rapi dan dokumentasi </w:t>
       </w:r>
       <w:r>
         <w:rPr>
@@ -2935,15 +3093,7 @@
           <w:sz w:val="20"/>
           <w:szCs w:val="20"/>
         </w:rPr>
-        <w:t xml:space="preserve">2. Tahap Retensi </w:t>
-      </w:r>
-      <w:r>
-        <w:rPr>
-          <w:rFonts w:ascii="Book Antiqua" w:eastAsia="Book Antiqua" w:hAnsi="Book Antiqua" w:cs="Book Antiqua"/>
-          <w:sz w:val="20"/>
-          <w:szCs w:val="20"/>
-        </w:rPr>
-        <w:t>(</w:t>
+        <w:t>2. Tahap Retensi (</w:t>
       </w:r>
       <w:r>
         <w:rPr>
@@ -3033,15 +3183,7 @@
           <w:sz w:val="20"/>
           <w:szCs w:val="20"/>
         </w:rPr>
-        <w:t>. Hal ini berfungsi sebagai catatan digital untuk dipelajari kembali (Putri Kanaya Yose et al</w:t>
-      </w:r>
-      <w:r>
-        <w:rPr>
-          <w:rFonts w:ascii="Book Antiqua" w:eastAsia="Book Antiqua" w:hAnsi="Book Antiqua" w:cs="Book Antiqua"/>
-          <w:sz w:val="20"/>
-          <w:szCs w:val="20"/>
-        </w:rPr>
-        <w:t>., 2024).</w:t>
+        <w:t>. Hal ini berfungsi sebagai catatan digital untuk dipelajari kembali (Putri Kanaya Yose et al., 2024).</w:t>
       </w:r>
     </w:p>
     <w:p>
@@ -3096,15 +3238,7 @@
           <w:sz w:val="20"/>
           <w:szCs w:val="20"/>
         </w:rPr>
-        <w:t xml:space="preserve"> dan penggabungan kode </w:t>
-      </w:r>
-      <w:r>
-        <w:rPr>
-          <w:rFonts w:ascii="Book Antiqua" w:eastAsia="Book Antiqua" w:hAnsi="Book Antiqua" w:cs="Book Antiqua"/>
-          <w:sz w:val="20"/>
-          <w:szCs w:val="20"/>
-        </w:rPr>
-        <w:t>(</w:t>
+        <w:t xml:space="preserve"> dan penggabungan kode (</w:t>
       </w:r>
       <w:r>
         <w:rPr>
@@ -3190,39 +3324,21 @@
         <w:jc w:val="both"/>
         <w:rPr>
           <w:rFonts w:ascii="Book Antiqua" w:eastAsia="Book Antiqua" w:hAnsi="Book Antiqua" w:cs="Book Antiqua"/>
-          <w:sz w:val="20"/>
-          <w:szCs w:val="20"/>
-        </w:rPr>
-      </w:pPr>
-      <w:r>
-        <w:rPr>
-          <w:rFonts w:ascii="Book Antiqua" w:eastAsia="Book Antiqua" w:hAnsi="Book Antiqua" w:cs="Book Antiqua"/>
-          <w:b/>
-          <w:bCs/>
-          <w:sz w:val="20"/>
-          <w:szCs w:val="20"/>
-        </w:rPr>
-        <w:t>P</w:t>
-      </w:r>
-      <w:r>
-        <w:rPr>
-          <w:rFonts w:ascii="Book Antiqua" w:eastAsia="Book Antiqua" w:hAnsi="Book Antiqua" w:cs="Book Antiqua"/>
-          <w:b/>
-          <w:bCs/>
-          <w:sz w:val="20"/>
-          <w:szCs w:val="20"/>
-        </w:rPr>
-        <w:t>ola Interaksi dan Peman</w:t>
-      </w:r>
-      <w:r>
-        <w:rPr>
-          <w:rFonts w:ascii="Book Antiqua" w:eastAsia="Book Antiqua" w:hAnsi="Book Antiqua" w:cs="Book Antiqua"/>
-          <w:b/>
-          <w:bCs/>
-          <w:sz w:val="20"/>
-          <w:szCs w:val="20"/>
-        </w:rPr>
-        <w:t>faatan Fitur GitHub</w:t>
+          <w:b/>
+          <w:bCs/>
+          <w:sz w:val="20"/>
+          <w:szCs w:val="20"/>
+        </w:rPr>
+      </w:pPr>
+      <w:r>
+        <w:rPr>
+          <w:rFonts w:ascii="Book Antiqua" w:eastAsia="Book Antiqua" w:hAnsi="Book Antiqua" w:cs="Book Antiqua"/>
+          <w:b/>
+          <w:bCs/>
+          <w:sz w:val="20"/>
+          <w:szCs w:val="20"/>
+        </w:rPr>
+        <w:t>Kendala Pemanfaatan GitHub yang Belum Optimal</w:t>
       </w:r>
     </w:p>
     <w:p>
@@ -3241,15 +3357,7 @@
           <w:sz w:val="20"/>
           <w:szCs w:val="20"/>
         </w:rPr>
-        <w:t>P</w:t>
-      </w:r>
-      <w:r>
-        <w:rPr>
-          <w:rFonts w:ascii="Book Antiqua" w:eastAsia="Book Antiqua" w:hAnsi="Book Antiqua" w:cs="Book Antiqua"/>
-          <w:sz w:val="20"/>
-          <w:szCs w:val="20"/>
-        </w:rPr>
-        <w:t>enelitian menemukan pola interaksi yang dominan pada fitur-fitur berikut:</w:t>
+        <w:t>Ditemukan tiga kendala utama yang menghambat optimalisasi GitHub:</w:t>
       </w:r>
     </w:p>
     <w:p>
@@ -3262,678 +3370,6 @@
           <w:szCs w:val="20"/>
         </w:rPr>
       </w:pPr>
-    </w:p>
-    <w:tbl>
-      <w:tblPr>
-        <w:tblStyle w:val="a"/>
-        <w:tblW w:w="4095" w:type="dxa"/>
-        <w:tblInd w:w="1470" w:type="dxa"/>
-        <w:tblBorders>
-          <w:top w:val="nil"/>
-          <w:left w:val="nil"/>
-          <w:bottom w:val="nil"/>
-          <w:right w:val="nil"/>
-          <w:insideH w:val="nil"/>
-          <w:insideV w:val="nil"/>
-        </w:tblBorders>
-        <w:tblLayout w:type="fixed"/>
-        <w:tblLook w:val="0600" w:firstRow="0" w:lastRow="0" w:firstColumn="0" w:lastColumn="0" w:noHBand="1" w:noVBand="1"/>
-      </w:tblPr>
-      <w:tblGrid>
-        <w:gridCol w:w="1200"/>
-        <w:gridCol w:w="1455"/>
-        <w:gridCol w:w="1440"/>
-      </w:tblGrid>
-      <w:tr>
-        <w:trPr>
-          <w:trHeight w:val="1065"/>
-        </w:trPr>
-        <w:tc>
-          <w:tcPr>
-            <w:tcW w:w="1200" w:type="dxa"/>
-            <w:tcBorders>
-              <w:top w:val="single" w:sz="6" w:space="0" w:color="1F1F1F"/>
-              <w:left w:val="single" w:sz="6" w:space="0" w:color="1F1F1F"/>
-              <w:bottom w:val="single" w:sz="6" w:space="0" w:color="1F1F1F"/>
-              <w:right w:val="single" w:sz="6" w:space="0" w:color="1F1F1F"/>
-            </w:tcBorders>
-            <w:shd w:val="clear" w:color="auto" w:fill="EFEFEF"/>
-            <w:tcMar>
-              <w:top w:w="240" w:type="dxa"/>
-              <w:left w:w="0" w:type="dxa"/>
-              <w:bottom w:w="240" w:type="dxa"/>
-              <w:right w:w="180" w:type="dxa"/>
-            </w:tcMar>
-          </w:tcPr>
-          <w:p>
-            <w:pPr>
-              <w:widowControl w:val="0"/>
-              <w:jc w:val="both"/>
-              <w:rPr>
-                <w:rFonts w:ascii="Book Antiqua" w:eastAsia="Book Antiqua" w:hAnsi="Book Antiqua" w:cs="Book Antiqua"/>
-                <w:color w:val="1F1F1F"/>
-                <w:sz w:val="20"/>
-                <w:szCs w:val="20"/>
-              </w:rPr>
-            </w:pPr>
-            <w:r>
-              <w:rPr>
-                <w:rFonts w:ascii="Book Antiqua" w:eastAsia="Book Antiqua" w:hAnsi="Book Antiqua" w:cs="Book Antiqua"/>
-                <w:b/>
-                <w:bCs/>
-                <w:color w:val="1F1F1F"/>
-                <w:sz w:val="20"/>
-                <w:szCs w:val="20"/>
-              </w:rPr>
-              <w:lastRenderedPageBreak/>
-              <w:t>Fitur GitHub</w:t>
-            </w:r>
-          </w:p>
-        </w:tc>
-        <w:tc>
-          <w:tcPr>
-            <w:tcW w:w="1455" w:type="dxa"/>
-            <w:tcBorders>
-              <w:top w:val="single" w:sz="6" w:space="0" w:color="1F1F1F"/>
-              <w:left w:val="single" w:sz="6" w:space="0" w:color="1F1F1F"/>
-              <w:bottom w:val="single" w:sz="6" w:space="0" w:color="1F1F1F"/>
-              <w:right w:val="single" w:sz="6" w:space="0" w:color="1F1F1F"/>
-            </w:tcBorders>
-            <w:shd w:val="clear" w:color="auto" w:fill="EFEFEF"/>
-            <w:tcMar>
-              <w:top w:w="240" w:type="dxa"/>
-              <w:left w:w="0" w:type="dxa"/>
-              <w:bottom w:w="240" w:type="dxa"/>
-              <w:right w:w="180" w:type="dxa"/>
-            </w:tcMar>
-          </w:tcPr>
-          <w:p>
-            <w:pPr>
-              <w:widowControl w:val="0"/>
-              <w:jc w:val="both"/>
-              <w:rPr>
-                <w:rFonts w:ascii="Book Antiqua" w:eastAsia="Book Antiqua" w:hAnsi="Book Antiqua" w:cs="Book Antiqua"/>
-                <w:color w:val="1F1F1F"/>
-                <w:sz w:val="20"/>
-                <w:szCs w:val="20"/>
-              </w:rPr>
-            </w:pPr>
-            <w:r>
-              <w:rPr>
-                <w:rFonts w:ascii="Book Antiqua" w:eastAsia="Book Antiqua" w:hAnsi="Book Antiqua" w:cs="Book Antiqua"/>
-                <w:b/>
-                <w:bCs/>
-                <w:color w:val="1F1F1F"/>
-                <w:sz w:val="20"/>
-                <w:szCs w:val="20"/>
-              </w:rPr>
-              <w:t>Tingkat Pemanfaatan</w:t>
-            </w:r>
-          </w:p>
-        </w:tc>
-        <w:tc>
-          <w:tcPr>
-            <w:tcW w:w="1440" w:type="dxa"/>
-            <w:tcBorders>
-              <w:top w:val="single" w:sz="6" w:space="0" w:color="1F1F1F"/>
-              <w:left w:val="single" w:sz="6" w:space="0" w:color="1F1F1F"/>
-              <w:bottom w:val="single" w:sz="6" w:space="0" w:color="1F1F1F"/>
-              <w:right w:val="single" w:sz="6" w:space="0" w:color="1F1F1F"/>
-            </w:tcBorders>
-            <w:shd w:val="clear" w:color="auto" w:fill="EFEFEF"/>
-            <w:tcMar>
-              <w:top w:w="240" w:type="dxa"/>
-              <w:left w:w="0" w:type="dxa"/>
-              <w:bottom w:w="240" w:type="dxa"/>
-              <w:right w:w="0" w:type="dxa"/>
-            </w:tcMar>
-          </w:tcPr>
-          <w:p>
-            <w:pPr>
-              <w:widowControl w:val="0"/>
-              <w:jc w:val="both"/>
-              <w:rPr>
-                <w:rFonts w:ascii="Book Antiqua" w:eastAsia="Book Antiqua" w:hAnsi="Book Antiqua" w:cs="Book Antiqua"/>
-                <w:color w:val="1F1F1F"/>
-                <w:sz w:val="20"/>
-                <w:szCs w:val="20"/>
-              </w:rPr>
-            </w:pPr>
-            <w:r>
-              <w:rPr>
-                <w:rFonts w:ascii="Book Antiqua" w:eastAsia="Book Antiqua" w:hAnsi="Book Antiqua" w:cs="Book Antiqua"/>
-                <w:b/>
-                <w:bCs/>
-                <w:color w:val="1F1F1F"/>
-                <w:sz w:val="20"/>
-                <w:szCs w:val="20"/>
-              </w:rPr>
-              <w:t>Fungsi dalam Pembelajaran</w:t>
-            </w:r>
-          </w:p>
-        </w:tc>
-      </w:tr>
-      <w:tr>
-        <w:trPr>
-          <w:trHeight w:val="1065"/>
-        </w:trPr>
-        <w:tc>
-          <w:tcPr>
-            <w:tcW w:w="1200" w:type="dxa"/>
-            <w:tcBorders>
-              <w:top w:val="single" w:sz="6" w:space="0" w:color="1F1F1F"/>
-              <w:left w:val="single" w:sz="6" w:space="0" w:color="1F1F1F"/>
-              <w:bottom w:val="single" w:sz="6" w:space="0" w:color="1F1F1F"/>
-              <w:right w:val="single" w:sz="6" w:space="0" w:color="1F1F1F"/>
-            </w:tcBorders>
-            <w:tcMar>
-              <w:top w:w="240" w:type="dxa"/>
-              <w:left w:w="0" w:type="dxa"/>
-              <w:bottom w:w="240" w:type="dxa"/>
-              <w:right w:w="180" w:type="dxa"/>
-            </w:tcMar>
-          </w:tcPr>
-          <w:p>
-            <w:pPr>
-              <w:widowControl w:val="0"/>
-              <w:jc w:val="both"/>
-              <w:rPr>
-                <w:rFonts w:ascii="Book Antiqua" w:eastAsia="Book Antiqua" w:hAnsi="Book Antiqua" w:cs="Book Antiqua"/>
-                <w:color w:val="1F1F1F"/>
-                <w:sz w:val="20"/>
-                <w:szCs w:val="20"/>
-              </w:rPr>
-            </w:pPr>
-            <w:r>
-              <w:rPr>
-                <w:rFonts w:ascii="Book Antiqua" w:eastAsia="Book Antiqua" w:hAnsi="Book Antiqua" w:cs="Book Antiqua"/>
-                <w:b/>
-                <w:bCs/>
-                <w:color w:val="1F1F1F"/>
-                <w:sz w:val="20"/>
-                <w:szCs w:val="20"/>
-              </w:rPr>
-              <w:t>Pull Requests</w:t>
-            </w:r>
-          </w:p>
-        </w:tc>
-        <w:tc>
-          <w:tcPr>
-            <w:tcW w:w="1455" w:type="dxa"/>
-            <w:tcBorders>
-              <w:top w:val="single" w:sz="6" w:space="0" w:color="1F1F1F"/>
-              <w:left w:val="single" w:sz="6" w:space="0" w:color="1F1F1F"/>
-              <w:bottom w:val="single" w:sz="6" w:space="0" w:color="1F1F1F"/>
-              <w:right w:val="single" w:sz="6" w:space="0" w:color="1F1F1F"/>
-            </w:tcBorders>
-            <w:tcMar>
-              <w:top w:w="240" w:type="dxa"/>
-              <w:left w:w="0" w:type="dxa"/>
-              <w:bottom w:w="240" w:type="dxa"/>
-              <w:right w:w="180" w:type="dxa"/>
-            </w:tcMar>
-          </w:tcPr>
-          <w:p>
-            <w:pPr>
-              <w:widowControl w:val="0"/>
-              <w:jc w:val="both"/>
-              <w:rPr>
-                <w:rFonts w:ascii="Book Antiqua" w:eastAsia="Book Antiqua" w:hAnsi="Book Antiqua" w:cs="Book Antiqua"/>
-                <w:color w:val="1F1F1F"/>
-                <w:sz w:val="20"/>
-                <w:szCs w:val="20"/>
-              </w:rPr>
-            </w:pPr>
-            <w:r>
-              <w:rPr>
-                <w:rFonts w:ascii="Book Antiqua" w:eastAsia="Book Antiqua" w:hAnsi="Book Antiqua" w:cs="Book Antiqua"/>
-                <w:color w:val="1F1F1F"/>
-                <w:sz w:val="20"/>
-                <w:szCs w:val="20"/>
-              </w:rPr>
-              <w:t>Sedang</w:t>
-            </w:r>
-          </w:p>
-        </w:tc>
-        <w:tc>
-          <w:tcPr>
-            <w:tcW w:w="1440" w:type="dxa"/>
-            <w:tcBorders>
-              <w:top w:val="single" w:sz="6" w:space="0" w:color="1F1F1F"/>
-              <w:left w:val="single" w:sz="6" w:space="0" w:color="1F1F1F"/>
-              <w:bottom w:val="single" w:sz="6" w:space="0" w:color="1F1F1F"/>
-              <w:right w:val="single" w:sz="6" w:space="0" w:color="1F1F1F"/>
-            </w:tcBorders>
-            <w:tcMar>
-              <w:top w:w="240" w:type="dxa"/>
-              <w:left w:w="0" w:type="dxa"/>
-              <w:bottom w:w="240" w:type="dxa"/>
-              <w:right w:w="0" w:type="dxa"/>
-            </w:tcMar>
-          </w:tcPr>
-          <w:p>
-            <w:pPr>
-              <w:widowControl w:val="0"/>
-              <w:jc w:val="both"/>
-              <w:rPr>
-                <w:rFonts w:ascii="Book Antiqua" w:eastAsia="Book Antiqua" w:hAnsi="Book Antiqua" w:cs="Book Antiqua"/>
-                <w:color w:val="1F1F1F"/>
-                <w:sz w:val="20"/>
-                <w:szCs w:val="20"/>
-              </w:rPr>
-            </w:pPr>
-            <w:r>
-              <w:rPr>
-                <w:rFonts w:ascii="Book Antiqua" w:eastAsia="Book Antiqua" w:hAnsi="Book Antiqua" w:cs="Book Antiqua"/>
-                <w:color w:val="1F1F1F"/>
-                <w:sz w:val="20"/>
-                <w:szCs w:val="20"/>
-              </w:rPr>
-              <w:t>Sarana diskusi teknis sebelum kode digabungkan.</w:t>
-            </w:r>
-          </w:p>
-        </w:tc>
-      </w:tr>
-      <w:tr>
-        <w:trPr>
-          <w:trHeight w:val="1065"/>
-        </w:trPr>
-        <w:tc>
-          <w:tcPr>
-            <w:tcW w:w="1200" w:type="dxa"/>
-            <w:tcBorders>
-              <w:top w:val="single" w:sz="6" w:space="0" w:color="1F1F1F"/>
-              <w:left w:val="single" w:sz="6" w:space="0" w:color="1F1F1F"/>
-              <w:bottom w:val="single" w:sz="6" w:space="0" w:color="1F1F1F"/>
-              <w:right w:val="single" w:sz="6" w:space="0" w:color="1F1F1F"/>
-            </w:tcBorders>
-            <w:tcMar>
-              <w:top w:w="240" w:type="dxa"/>
-              <w:left w:w="0" w:type="dxa"/>
-              <w:bottom w:w="240" w:type="dxa"/>
-              <w:right w:w="180" w:type="dxa"/>
-            </w:tcMar>
-          </w:tcPr>
-          <w:p>
-            <w:pPr>
-              <w:widowControl w:val="0"/>
-              <w:jc w:val="both"/>
-              <w:rPr>
-                <w:rFonts w:ascii="Book Antiqua" w:eastAsia="Book Antiqua" w:hAnsi="Book Antiqua" w:cs="Book Antiqua"/>
-                <w:color w:val="1F1F1F"/>
-                <w:sz w:val="20"/>
-                <w:szCs w:val="20"/>
-              </w:rPr>
-            </w:pPr>
-            <w:r>
-              <w:rPr>
-                <w:rFonts w:ascii="Book Antiqua" w:eastAsia="Book Antiqua" w:hAnsi="Book Antiqua" w:cs="Book Antiqua"/>
-                <w:b/>
-                <w:bCs/>
-                <w:color w:val="1F1F1F"/>
-                <w:sz w:val="20"/>
-                <w:szCs w:val="20"/>
-              </w:rPr>
-              <w:t>Commit History</w:t>
-            </w:r>
-          </w:p>
-        </w:tc>
-        <w:tc>
-          <w:tcPr>
-            <w:tcW w:w="1455" w:type="dxa"/>
-            <w:tcBorders>
-              <w:top w:val="single" w:sz="6" w:space="0" w:color="1F1F1F"/>
-              <w:left w:val="single" w:sz="6" w:space="0" w:color="1F1F1F"/>
-              <w:bottom w:val="single" w:sz="6" w:space="0" w:color="1F1F1F"/>
-              <w:right w:val="single" w:sz="6" w:space="0" w:color="1F1F1F"/>
-            </w:tcBorders>
-            <w:tcMar>
-              <w:top w:w="240" w:type="dxa"/>
-              <w:left w:w="0" w:type="dxa"/>
-              <w:bottom w:w="240" w:type="dxa"/>
-              <w:right w:w="180" w:type="dxa"/>
-            </w:tcMar>
-          </w:tcPr>
-          <w:p>
-            <w:pPr>
-              <w:widowControl w:val="0"/>
-              <w:jc w:val="both"/>
-              <w:rPr>
-                <w:rFonts w:ascii="Book Antiqua" w:eastAsia="Book Antiqua" w:hAnsi="Book Antiqua" w:cs="Book Antiqua"/>
-                <w:color w:val="1F1F1F"/>
-                <w:sz w:val="20"/>
-                <w:szCs w:val="20"/>
-              </w:rPr>
-            </w:pPr>
-            <w:r>
-              <w:rPr>
-                <w:rFonts w:ascii="Book Antiqua" w:eastAsia="Book Antiqua" w:hAnsi="Book Antiqua" w:cs="Book Antiqua"/>
-                <w:color w:val="1F1F1F"/>
-                <w:sz w:val="20"/>
-                <w:szCs w:val="20"/>
-              </w:rPr>
-              <w:t>Tinggi</w:t>
-            </w:r>
-          </w:p>
-        </w:tc>
-        <w:tc>
-          <w:tcPr>
-            <w:tcW w:w="1440" w:type="dxa"/>
-            <w:tcBorders>
-              <w:top w:val="single" w:sz="6" w:space="0" w:color="1F1F1F"/>
-              <w:left w:val="single" w:sz="6" w:space="0" w:color="1F1F1F"/>
-              <w:bottom w:val="single" w:sz="6" w:space="0" w:color="1F1F1F"/>
-              <w:right w:val="single" w:sz="6" w:space="0" w:color="1F1F1F"/>
-            </w:tcBorders>
-            <w:tcMar>
-              <w:top w:w="240" w:type="dxa"/>
-              <w:left w:w="0" w:type="dxa"/>
-              <w:bottom w:w="240" w:type="dxa"/>
-              <w:right w:w="0" w:type="dxa"/>
-            </w:tcMar>
-          </w:tcPr>
-          <w:p>
-            <w:pPr>
-              <w:widowControl w:val="0"/>
-              <w:jc w:val="both"/>
-              <w:rPr>
-                <w:rFonts w:ascii="Book Antiqua" w:eastAsia="Book Antiqua" w:hAnsi="Book Antiqua" w:cs="Book Antiqua"/>
-                <w:color w:val="1F1F1F"/>
-                <w:sz w:val="20"/>
-                <w:szCs w:val="20"/>
-              </w:rPr>
-            </w:pPr>
-            <w:r>
-              <w:rPr>
-                <w:rFonts w:ascii="Book Antiqua" w:eastAsia="Book Antiqua" w:hAnsi="Book Antiqua" w:cs="Book Antiqua"/>
-                <w:color w:val="1F1F1F"/>
-                <w:sz w:val="20"/>
-                <w:szCs w:val="20"/>
-              </w:rPr>
-              <w:t>Alat observasi untuk melihat evolusi logika berpikir rekan sejawat.</w:t>
-            </w:r>
-          </w:p>
-        </w:tc>
-      </w:tr>
-      <w:tr>
-        <w:trPr>
-          <w:trHeight w:val="1065"/>
-        </w:trPr>
-        <w:tc>
-          <w:tcPr>
-            <w:tcW w:w="1200" w:type="dxa"/>
-            <w:tcBorders>
-              <w:top w:val="single" w:sz="6" w:space="0" w:color="1F1F1F"/>
-              <w:left w:val="single" w:sz="6" w:space="0" w:color="1F1F1F"/>
-              <w:bottom w:val="single" w:sz="6" w:space="0" w:color="1F1F1F"/>
-              <w:right w:val="single" w:sz="6" w:space="0" w:color="1F1F1F"/>
-            </w:tcBorders>
-            <w:tcMar>
-              <w:top w:w="240" w:type="dxa"/>
-              <w:left w:w="0" w:type="dxa"/>
-              <w:bottom w:w="240" w:type="dxa"/>
-              <w:right w:w="180" w:type="dxa"/>
-            </w:tcMar>
-          </w:tcPr>
-          <w:p>
-            <w:pPr>
-              <w:widowControl w:val="0"/>
-              <w:jc w:val="both"/>
-              <w:rPr>
-                <w:rFonts w:ascii="Book Antiqua" w:eastAsia="Book Antiqua" w:hAnsi="Book Antiqua" w:cs="Book Antiqua"/>
-                <w:color w:val="1F1F1F"/>
-                <w:sz w:val="20"/>
-                <w:szCs w:val="20"/>
-              </w:rPr>
-            </w:pPr>
-            <w:r>
-              <w:rPr>
-                <w:rFonts w:ascii="Book Antiqua" w:eastAsia="Book Antiqua" w:hAnsi="Book Antiqua" w:cs="Book Antiqua"/>
-                <w:b/>
-                <w:bCs/>
-                <w:color w:val="1F1F1F"/>
-                <w:sz w:val="20"/>
-                <w:szCs w:val="20"/>
-              </w:rPr>
-              <w:t>Issues</w:t>
-            </w:r>
-          </w:p>
-        </w:tc>
-        <w:tc>
-          <w:tcPr>
-            <w:tcW w:w="1455" w:type="dxa"/>
-            <w:tcBorders>
-              <w:top w:val="single" w:sz="6" w:space="0" w:color="1F1F1F"/>
-              <w:left w:val="single" w:sz="6" w:space="0" w:color="1F1F1F"/>
-              <w:bottom w:val="single" w:sz="6" w:space="0" w:color="1F1F1F"/>
-              <w:right w:val="single" w:sz="6" w:space="0" w:color="1F1F1F"/>
-            </w:tcBorders>
-            <w:tcMar>
-              <w:top w:w="240" w:type="dxa"/>
-              <w:left w:w="0" w:type="dxa"/>
-              <w:bottom w:w="240" w:type="dxa"/>
-              <w:right w:w="180" w:type="dxa"/>
-            </w:tcMar>
-          </w:tcPr>
-          <w:p>
-            <w:pPr>
-              <w:widowControl w:val="0"/>
-              <w:jc w:val="both"/>
-              <w:rPr>
-                <w:rFonts w:ascii="Book Antiqua" w:eastAsia="Book Antiqua" w:hAnsi="Book Antiqua" w:cs="Book Antiqua"/>
-                <w:color w:val="1F1F1F"/>
-                <w:sz w:val="20"/>
-                <w:szCs w:val="20"/>
-              </w:rPr>
-            </w:pPr>
-            <w:r>
-              <w:rPr>
-                <w:rFonts w:ascii="Book Antiqua" w:eastAsia="Book Antiqua" w:hAnsi="Book Antiqua" w:cs="Book Antiqua"/>
-                <w:color w:val="1F1F1F"/>
-                <w:sz w:val="20"/>
-                <w:szCs w:val="20"/>
-              </w:rPr>
-              <w:t>Rendah</w:t>
-            </w:r>
-          </w:p>
-        </w:tc>
-        <w:tc>
-          <w:tcPr>
-            <w:tcW w:w="1440" w:type="dxa"/>
-            <w:tcBorders>
-              <w:top w:val="single" w:sz="6" w:space="0" w:color="1F1F1F"/>
-              <w:left w:val="single" w:sz="6" w:space="0" w:color="1F1F1F"/>
-              <w:bottom w:val="single" w:sz="6" w:space="0" w:color="1F1F1F"/>
-              <w:right w:val="single" w:sz="6" w:space="0" w:color="1F1F1F"/>
-            </w:tcBorders>
-            <w:tcMar>
-              <w:top w:w="240" w:type="dxa"/>
-              <w:left w:w="0" w:type="dxa"/>
-              <w:bottom w:w="240" w:type="dxa"/>
-              <w:right w:w="0" w:type="dxa"/>
-            </w:tcMar>
-          </w:tcPr>
-          <w:p>
-            <w:pPr>
-              <w:widowControl w:val="0"/>
-              <w:jc w:val="both"/>
-              <w:rPr>
-                <w:rFonts w:ascii="Book Antiqua" w:eastAsia="Book Antiqua" w:hAnsi="Book Antiqua" w:cs="Book Antiqua"/>
-                <w:color w:val="1F1F1F"/>
-                <w:sz w:val="20"/>
-                <w:szCs w:val="20"/>
-              </w:rPr>
-            </w:pPr>
-            <w:r>
-              <w:rPr>
-                <w:rFonts w:ascii="Book Antiqua" w:eastAsia="Book Antiqua" w:hAnsi="Book Antiqua" w:cs="Book Antiqua"/>
-                <w:color w:val="1F1F1F"/>
-                <w:sz w:val="20"/>
-                <w:szCs w:val="20"/>
-              </w:rPr>
-              <w:t xml:space="preserve">Digunakan hanya untuk pembagian tugas, belum optimal untuk </w:t>
-            </w:r>
-            <w:r>
-              <w:rPr>
-                <w:rFonts w:ascii="Book Antiqua" w:eastAsia="Book Antiqua" w:hAnsi="Book Antiqua" w:cs="Book Antiqua"/>
-                <w:i/>
-                <w:iCs/>
-                <w:color w:val="1F1F1F"/>
-                <w:sz w:val="20"/>
-                <w:szCs w:val="20"/>
-              </w:rPr>
-              <w:t>problem solving</w:t>
-            </w:r>
-            <w:r>
-              <w:rPr>
-                <w:rFonts w:ascii="Book Antiqua" w:eastAsia="Book Antiqua" w:hAnsi="Book Antiqua" w:cs="Book Antiqua"/>
-                <w:color w:val="1F1F1F"/>
-                <w:sz w:val="20"/>
-                <w:szCs w:val="20"/>
-              </w:rPr>
-              <w:t>.</w:t>
-            </w:r>
-          </w:p>
-        </w:tc>
-      </w:tr>
-      <w:tr>
-        <w:trPr>
-          <w:trHeight w:val="1065"/>
-        </w:trPr>
-        <w:tc>
-          <w:tcPr>
-            <w:tcW w:w="1200" w:type="dxa"/>
-            <w:tcBorders>
-              <w:top w:val="single" w:sz="6" w:space="0" w:color="1F1F1F"/>
-              <w:left w:val="single" w:sz="6" w:space="0" w:color="1F1F1F"/>
-              <w:bottom w:val="single" w:sz="6" w:space="0" w:color="1F1F1F"/>
-              <w:right w:val="single" w:sz="6" w:space="0" w:color="1F1F1F"/>
-            </w:tcBorders>
-            <w:tcMar>
-              <w:top w:w="240" w:type="dxa"/>
-              <w:left w:w="0" w:type="dxa"/>
-              <w:bottom w:w="240" w:type="dxa"/>
-              <w:right w:w="180" w:type="dxa"/>
-            </w:tcMar>
-          </w:tcPr>
-          <w:p>
-            <w:pPr>
-              <w:widowControl w:val="0"/>
-              <w:jc w:val="both"/>
-              <w:rPr>
-                <w:rFonts w:ascii="Book Antiqua" w:eastAsia="Book Antiqua" w:hAnsi="Book Antiqua" w:cs="Book Antiqua"/>
-                <w:color w:val="1F1F1F"/>
-                <w:sz w:val="20"/>
-                <w:szCs w:val="20"/>
-              </w:rPr>
-            </w:pPr>
-            <w:r>
-              <w:rPr>
-                <w:rFonts w:ascii="Book Antiqua" w:eastAsia="Book Antiqua" w:hAnsi="Book Antiqua" w:cs="Book Antiqua"/>
-                <w:b/>
-                <w:bCs/>
-                <w:color w:val="1F1F1F"/>
-                <w:sz w:val="20"/>
-                <w:szCs w:val="20"/>
-              </w:rPr>
-              <w:t>Code Review</w:t>
-            </w:r>
-          </w:p>
-        </w:tc>
-        <w:tc>
-          <w:tcPr>
-            <w:tcW w:w="1455" w:type="dxa"/>
-            <w:tcBorders>
-              <w:top w:val="single" w:sz="6" w:space="0" w:color="1F1F1F"/>
-              <w:left w:val="single" w:sz="6" w:space="0" w:color="1F1F1F"/>
-              <w:bottom w:val="single" w:sz="6" w:space="0" w:color="1F1F1F"/>
-              <w:right w:val="single" w:sz="6" w:space="0" w:color="1F1F1F"/>
-            </w:tcBorders>
-            <w:tcMar>
-              <w:top w:w="240" w:type="dxa"/>
-              <w:left w:w="0" w:type="dxa"/>
-              <w:bottom w:w="240" w:type="dxa"/>
-              <w:right w:w="180" w:type="dxa"/>
-            </w:tcMar>
-          </w:tcPr>
-          <w:p>
-            <w:pPr>
-              <w:widowControl w:val="0"/>
-              <w:jc w:val="both"/>
-              <w:rPr>
-                <w:rFonts w:ascii="Book Antiqua" w:eastAsia="Book Antiqua" w:hAnsi="Book Antiqua" w:cs="Book Antiqua"/>
-                <w:color w:val="1F1F1F"/>
-                <w:sz w:val="20"/>
-                <w:szCs w:val="20"/>
-              </w:rPr>
-            </w:pPr>
-            <w:r>
-              <w:rPr>
-                <w:rFonts w:ascii="Book Antiqua" w:eastAsia="Book Antiqua" w:hAnsi="Book Antiqua" w:cs="Book Antiqua"/>
-                <w:color w:val="1F1F1F"/>
-                <w:sz w:val="20"/>
-                <w:szCs w:val="20"/>
-              </w:rPr>
-              <w:t>Rendah</w:t>
-            </w:r>
-          </w:p>
-        </w:tc>
-        <w:tc>
-          <w:tcPr>
-            <w:tcW w:w="1440" w:type="dxa"/>
-            <w:tcBorders>
-              <w:top w:val="single" w:sz="6" w:space="0" w:color="1F1F1F"/>
-              <w:left w:val="single" w:sz="6" w:space="0" w:color="1F1F1F"/>
-              <w:bottom w:val="single" w:sz="6" w:space="0" w:color="1F1F1F"/>
-              <w:right w:val="single" w:sz="6" w:space="0" w:color="1F1F1F"/>
-            </w:tcBorders>
-            <w:tcMar>
-              <w:top w:w="240" w:type="dxa"/>
-              <w:left w:w="0" w:type="dxa"/>
-              <w:bottom w:w="240" w:type="dxa"/>
-              <w:right w:w="0" w:type="dxa"/>
-            </w:tcMar>
-          </w:tcPr>
-          <w:p>
-            <w:pPr>
-              <w:widowControl w:val="0"/>
-              <w:jc w:val="both"/>
-              <w:rPr>
-                <w:rFonts w:ascii="Book Antiqua" w:eastAsia="Book Antiqua" w:hAnsi="Book Antiqua" w:cs="Book Antiqua"/>
-                <w:color w:val="1F1F1F"/>
-                <w:sz w:val="20"/>
-                <w:szCs w:val="20"/>
-              </w:rPr>
-            </w:pPr>
-            <w:r>
-              <w:rPr>
-                <w:rFonts w:ascii="Book Antiqua" w:eastAsia="Book Antiqua" w:hAnsi="Book Antiqua" w:cs="Book Antiqua"/>
-                <w:color w:val="1F1F1F"/>
-                <w:sz w:val="20"/>
-                <w:szCs w:val="20"/>
-              </w:rPr>
-              <w:t>Mahasiswa cenderung sungkan memberikan kritik pada kode rekan.</w:t>
-            </w:r>
-          </w:p>
-        </w:tc>
-      </w:tr>
-    </w:tbl>
-    <w:p>
-      <w:pPr>
-        <w:pStyle w:val="ListParagraph"/>
-        <w:numPr>
-          <w:ilvl w:val="0"/>
-          <w:numId w:val="12"/>
-        </w:numPr>
-        <w:jc w:val="both"/>
-        <w:rPr>
-          <w:rFonts w:ascii="Book Antiqua" w:eastAsia="Book Antiqua" w:hAnsi="Book Antiqua" w:cs="Book Antiqua"/>
-          <w:b/>
-          <w:bCs/>
-          <w:sz w:val="20"/>
-          <w:szCs w:val="20"/>
-        </w:rPr>
-      </w:pPr>
       <w:r>
         <w:rPr>
           <w:rFonts w:ascii="Book Antiqua" w:eastAsia="Book Antiqua" w:hAnsi="Book Antiqua" w:cs="Book Antiqua"/>
@@ -3943,64 +3379,6 @@
           <w:szCs w:val="20"/>
         </w:rPr>
         <w:lastRenderedPageBreak/>
-        <w:t>Kendal</w:t>
-      </w:r>
-      <w:r>
-        <w:rPr>
-          <w:rFonts w:ascii="Book Antiqua" w:eastAsia="Book Antiqua" w:hAnsi="Book Antiqua" w:cs="Book Antiqua"/>
-          <w:b/>
-          <w:bCs/>
-          <w:sz w:val="20"/>
-          <w:szCs w:val="20"/>
-        </w:rPr>
-        <w:t>a Pemanfaatan GitHub yang Belum Optimal</w:t>
-      </w:r>
-    </w:p>
-    <w:p>
-      <w:pPr>
-        <w:ind w:left="1440" w:firstLine="720"/>
-        <w:jc w:val="both"/>
-        <w:rPr>
-          <w:rFonts w:ascii="Book Antiqua" w:eastAsia="Book Antiqua" w:hAnsi="Book Antiqua" w:cs="Book Antiqua"/>
-          <w:sz w:val="20"/>
-          <w:szCs w:val="20"/>
-        </w:rPr>
-      </w:pPr>
-      <w:r>
-        <w:rPr>
-          <w:rFonts w:ascii="Book Antiqua" w:eastAsia="Book Antiqua" w:hAnsi="Book Antiqua" w:cs="Book Antiqua"/>
-          <w:sz w:val="20"/>
-          <w:szCs w:val="20"/>
-        </w:rPr>
-        <w:t>D</w:t>
-      </w:r>
-      <w:r>
-        <w:rPr>
-          <w:rFonts w:ascii="Book Antiqua" w:eastAsia="Book Antiqua" w:hAnsi="Book Antiqua" w:cs="Book Antiqua"/>
-          <w:sz w:val="20"/>
-          <w:szCs w:val="20"/>
-        </w:rPr>
-        <w:t>itemukan tiga kendala utama yang menghambat optimalisasi GitHub:</w:t>
-      </w:r>
-    </w:p>
-    <w:p>
-      <w:pPr>
-        <w:ind w:left="1440"/>
-        <w:jc w:val="both"/>
-        <w:rPr>
-          <w:rFonts w:ascii="Book Antiqua" w:eastAsia="Book Antiqua" w:hAnsi="Book Antiqua" w:cs="Book Antiqua"/>
-          <w:sz w:val="20"/>
-          <w:szCs w:val="20"/>
-        </w:rPr>
-      </w:pPr>
-      <w:r>
-        <w:rPr>
-          <w:rFonts w:ascii="Book Antiqua" w:eastAsia="Book Antiqua" w:hAnsi="Book Antiqua" w:cs="Book Antiqua"/>
-          <w:b/>
-          <w:bCs/>
-          <w:sz w:val="20"/>
-          <w:szCs w:val="20"/>
-        </w:rPr>
         <w:t>1. Hambatan Teknis:</w:t>
       </w:r>
       <w:r>
@@ -4145,15 +3523,7 @@
           <w:sz w:val="20"/>
           <w:szCs w:val="20"/>
         </w:rPr>
-        <w:t xml:space="preserve"> Ketakutan akan terlihat "tidak kompeten" saat kode mereka dilihat secara publik oleh rekan</w:t>
-      </w:r>
-      <w:r>
-        <w:rPr>
-          <w:rFonts w:ascii="Book Antiqua" w:eastAsia="Book Antiqua" w:hAnsi="Book Antiqua" w:cs="Book Antiqua"/>
-          <w:sz w:val="20"/>
-          <w:szCs w:val="20"/>
-        </w:rPr>
-        <w:t xml:space="preserve"> sejawat (Tri et al., 2026).</w:t>
+        <w:t xml:space="preserve"> Ketakutan akan terlihat "tidak kompeten" saat kode mereka dilihat secara publik oleh rekan sejawat (Tri et al., 2026).</w:t>
       </w:r>
     </w:p>
     <w:p>
@@ -4639,8 +4009,6 @@
           <w:szCs w:val="20"/>
         </w:rPr>
       </w:pPr>
-      <w:bookmarkStart w:id="1" w:name="_GoBack"/>
-      <w:bookmarkEnd w:id="1"/>
       <w:r>
         <w:rPr>
           <w:rFonts w:ascii="Book Antiqua" w:eastAsia="Book Antiqua" w:hAnsi="Book Antiqua" w:cs="Book Antiqua"/>
@@ -4732,80 +4100,134 @@
         <w:ind w:left="480" w:hanging="480"/>
         <w:jc w:val="both"/>
         <w:rPr>
-          <w:rFonts w:ascii="Book Antiqua" w:eastAsia="Book Antiqua" w:hAnsi="Book Antiqua" w:cs="Book Antiqua"/>
-          <w:sz w:val="20"/>
-          <w:szCs w:val="20"/>
-        </w:rPr>
-      </w:pPr>
-      <w:r>
-        <w:rPr>
-          <w:rFonts w:ascii="Book Antiqua" w:eastAsia="Book Antiqua" w:hAnsi="Book Antiqua" w:cs="Book Antiqua"/>
-          <w:sz w:val="20"/>
-          <w:szCs w:val="20"/>
-        </w:rPr>
-        <w:t xml:space="preserve">Putri Kanaya Yose, Nirwana Herman, &amp; Neviyarni. (2024). Pandangan Teori Belajar Sosial Kognitif Albert Bandura. </w:t>
-      </w:r>
-      <w:r>
-        <w:rPr>
-          <w:rFonts w:ascii="Book Antiqua" w:eastAsia="Book Antiqua" w:hAnsi="Book Antiqua" w:cs="Book Antiqua"/>
+          <w:rFonts w:ascii="Book Antiqua" w:hAnsi="Book Antiqua"/>
+          <w:color w:val="222222"/>
+          <w:sz w:val="20"/>
+          <w:szCs w:val="20"/>
+          <w:shd w:val="clear" w:color="auto" w:fill="FFFFFF"/>
+        </w:rPr>
+      </w:pPr>
+      <w:r>
+        <w:rPr>
+          <w:rFonts w:ascii="Book Antiqua" w:hAnsi="Book Antiqua"/>
+          <w:color w:val="222222"/>
+          <w:sz w:val="20"/>
+          <w:szCs w:val="20"/>
+          <w:shd w:val="clear" w:color="auto" w:fill="FFFFFF"/>
+        </w:rPr>
+        <w:t>Ambriyani, N., Palawa, A. H., &amp; Anugrah, M. R. (2025). Teori pembelajaran sosial. </w:t>
+      </w:r>
+      <w:r>
+        <w:rPr>
+          <w:rFonts w:ascii="Book Antiqua" w:hAnsi="Book Antiqua"/>
           <w:i/>
           <w:iCs/>
-          <w:sz w:val="20"/>
-          <w:szCs w:val="20"/>
-        </w:rPr>
-        <w:t>Jurnal Pendidikan Sosial Dan Konseling</w:t>
-      </w:r>
-      <w:r>
-        <w:rPr>
-          <w:rFonts w:ascii="Book Antiqua" w:eastAsia="Book Antiqua" w:hAnsi="Book Antiqua" w:cs="Book Antiqua"/>
-          <w:sz w:val="20"/>
-          <w:szCs w:val="20"/>
-        </w:rPr>
-        <w:t xml:space="preserve">, </w:t>
-      </w:r>
-      <w:r>
-        <w:rPr>
-          <w:rFonts w:ascii="Book Antiqua" w:eastAsia="Book Antiqua" w:hAnsi="Book Antiqua" w:cs="Book Antiqua"/>
+          <w:color w:val="222222"/>
+          <w:sz w:val="20"/>
+          <w:szCs w:val="20"/>
+          <w:shd w:val="clear" w:color="auto" w:fill="FFFFFF"/>
+        </w:rPr>
+        <w:t>Jurnal Pendidikan Sosial dan Humaniora</w:t>
+      </w:r>
+      <w:r>
+        <w:rPr>
+          <w:rFonts w:ascii="Book Antiqua" w:hAnsi="Book Antiqua"/>
+          <w:color w:val="222222"/>
+          <w:sz w:val="20"/>
+          <w:szCs w:val="20"/>
+          <w:shd w:val="clear" w:color="auto" w:fill="FFFFFF"/>
+        </w:rPr>
+        <w:t>, </w:t>
+      </w:r>
+      <w:r>
+        <w:rPr>
+          <w:rFonts w:ascii="Book Antiqua" w:hAnsi="Book Antiqua"/>
           <w:i/>
           <w:iCs/>
-          <w:sz w:val="20"/>
-          <w:szCs w:val="20"/>
-        </w:rPr>
-        <w:t>2</w:t>
-      </w:r>
-      <w:r>
-        <w:rPr>
-          <w:rFonts w:ascii="Book Antiqua" w:eastAsia="Book Antiqua" w:hAnsi="Book Antiqua" w:cs="Book Antiqua"/>
-          <w:sz w:val="20"/>
-          <w:szCs w:val="20"/>
-        </w:rPr>
-        <w:t xml:space="preserve"> no </w:t>
-      </w:r>
-      <w:r>
-        <w:rPr>
-          <w:rFonts w:ascii="Book Antiqua" w:eastAsia="Book Antiqua" w:hAnsi="Book Antiqua" w:cs="Book Antiqua"/>
+          <w:color w:val="222222"/>
+          <w:sz w:val="20"/>
+          <w:szCs w:val="20"/>
+          <w:shd w:val="clear" w:color="auto" w:fill="FFFFFF"/>
+        </w:rPr>
+        <w:t>4</w:t>
+      </w:r>
+      <w:r>
+        <w:rPr>
+          <w:rFonts w:ascii="Book Antiqua" w:hAnsi="Book Antiqua"/>
+          <w:color w:val="222222"/>
+          <w:sz w:val="20"/>
+          <w:szCs w:val="20"/>
+          <w:shd w:val="clear" w:color="auto" w:fill="FFFFFF"/>
+        </w:rPr>
+        <w:t>(4), 7334-7346.</w:t>
+      </w:r>
+    </w:p>
+    <w:p>
+      <w:pPr>
+        <w:widowControl w:val="0"/>
+        <w:ind w:left="480" w:hanging="480"/>
+        <w:jc w:val="both"/>
+        <w:rPr>
+          <w:rFonts w:ascii="Book Antiqua" w:hAnsi="Book Antiqua"/>
+          <w:color w:val="222222"/>
+          <w:sz w:val="20"/>
+          <w:szCs w:val="20"/>
+          <w:shd w:val="clear" w:color="auto" w:fill="FFFFFF"/>
+        </w:rPr>
+      </w:pPr>
+      <w:r>
+        <w:rPr>
+          <w:rFonts w:ascii="Book Antiqua" w:hAnsi="Book Antiqua"/>
+          <w:color w:val="222222"/>
+          <w:sz w:val="20"/>
+          <w:szCs w:val="20"/>
+          <w:shd w:val="clear" w:color="auto" w:fill="FFFFFF"/>
+        </w:rPr>
+        <w:t>Astuti, T., Saputra, D., &amp; Soleh, M. (2022). Social learning dalam pembelajaran pada era new normal. </w:t>
+      </w:r>
+      <w:r>
+        <w:rPr>
+          <w:rFonts w:ascii="Book Antiqua" w:hAnsi="Book Antiqua"/>
           <w:i/>
           <w:iCs/>
-          <w:sz w:val="20"/>
-          <w:szCs w:val="20"/>
-        </w:rPr>
-        <w:t>3</w:t>
-      </w:r>
-      <w:r>
-        <w:rPr>
-          <w:rFonts w:ascii="Book Antiqua" w:eastAsia="Book Antiqua" w:hAnsi="Book Antiqua" w:cs="Book Antiqua"/>
-          <w:sz w:val="20"/>
-          <w:szCs w:val="20"/>
-        </w:rPr>
-        <w:t>(3), 1</w:t>
-      </w:r>
-      <w:r>
-        <w:rPr>
-          <w:rFonts w:ascii="Book Antiqua" w:eastAsia="Book Antiqua" w:hAnsi="Book Antiqua" w:cs="Book Antiqua"/>
-          <w:sz w:val="20"/>
-          <w:szCs w:val="20"/>
-        </w:rPr>
-        <w:t>163–1167.</w:t>
+          <w:color w:val="222222"/>
+          <w:sz w:val="20"/>
+          <w:szCs w:val="20"/>
+          <w:shd w:val="clear" w:color="auto" w:fill="FFFFFF"/>
+        </w:rPr>
+        <w:t>Jurnal Binagogik</w:t>
+      </w:r>
+      <w:r>
+        <w:rPr>
+          <w:rFonts w:ascii="Book Antiqua" w:hAnsi="Book Antiqua"/>
+          <w:color w:val="222222"/>
+          <w:sz w:val="20"/>
+          <w:szCs w:val="20"/>
+          <w:shd w:val="clear" w:color="auto" w:fill="FFFFFF"/>
+        </w:rPr>
+        <w:t>, </w:t>
+      </w:r>
+      <w:r>
+        <w:rPr>
+          <w:rFonts w:ascii="Book Antiqua" w:hAnsi="Book Antiqua"/>
+          <w:i/>
+          <w:iCs/>
+          <w:color w:val="222222"/>
+          <w:sz w:val="20"/>
+          <w:szCs w:val="20"/>
+          <w:shd w:val="clear" w:color="auto" w:fill="FFFFFF"/>
+        </w:rPr>
+        <w:t>9</w:t>
+      </w:r>
+      <w:r>
+        <w:rPr>
+          <w:rFonts w:ascii="Book Antiqua" w:hAnsi="Book Antiqua"/>
+          <w:color w:val="222222"/>
+          <w:sz w:val="20"/>
+          <w:szCs w:val="20"/>
+          <w:shd w:val="clear" w:color="auto" w:fill="FFFFFF"/>
+        </w:rPr>
+        <w:t>(1).</w:t>
       </w:r>
     </w:p>
     <w:p>
@@ -4814,54 +4236,44 @@
         <w:ind w:left="480" w:hanging="480"/>
         <w:jc w:val="both"/>
         <w:rPr>
-          <w:rFonts w:ascii="Book Antiqua" w:eastAsia="Book Antiqua" w:hAnsi="Book Antiqua" w:cs="Book Antiqua"/>
-          <w:sz w:val="20"/>
-          <w:szCs w:val="20"/>
-        </w:rPr>
-      </w:pPr>
-      <w:r>
-        <w:rPr>
-          <w:rFonts w:ascii="Book Antiqua" w:eastAsia="Book Antiqua" w:hAnsi="Book Antiqua" w:cs="Book Antiqua"/>
-          <w:sz w:val="20"/>
-          <w:szCs w:val="20"/>
-        </w:rPr>
-        <w:t xml:space="preserve">Tri, A., Lifere, S., Sven, B. E., Rosari, D., &amp; Siuk, I. K. (2026). </w:t>
-      </w:r>
-      <w:r>
-        <w:rPr>
-          <w:rFonts w:ascii="Book Antiqua" w:eastAsia="Book Antiqua" w:hAnsi="Book Antiqua" w:cs="Book Antiqua"/>
+          <w:rFonts w:ascii="Book Antiqua" w:hAnsi="Book Antiqua"/>
+          <w:color w:val="222222"/>
+          <w:sz w:val="20"/>
+          <w:szCs w:val="20"/>
+          <w:shd w:val="clear" w:color="auto" w:fill="FFFFFF"/>
+        </w:rPr>
+      </w:pPr>
+      <w:r>
+        <w:rPr>
+          <w:rFonts w:ascii="Book Antiqua" w:hAnsi="Book Antiqua"/>
+          <w:color w:val="222222"/>
+          <w:sz w:val="20"/>
+          <w:szCs w:val="20"/>
+          <w:shd w:val="clear" w:color="auto" w:fill="FFFFFF"/>
+        </w:rPr>
+        <w:t>Chen, K. Y., Toro-Moreno, M., &amp; Subramaniam, A. R. (2025). GitHub is an effective platform for collaborative and reproducible laboratory research. </w:t>
+      </w:r>
+      <w:r>
+        <w:rPr>
+          <w:rFonts w:ascii="Book Antiqua" w:hAnsi="Book Antiqua"/>
           <w:i/>
           <w:iCs/>
-          <w:sz w:val="20"/>
-          <w:szCs w:val="20"/>
-        </w:rPr>
-        <w:t>ANALISIS PENERIMAAN PENGGUNAAN GITHUB PADA MAHASISWA MENGGUNAKAN EXTENDED THEORY OF PLANNED BEHAVIOR</w:t>
-      </w:r>
-      <w:r>
-        <w:rPr>
-          <w:rFonts w:ascii="Book Antiqua" w:eastAsia="Book Antiqua" w:hAnsi="Book Antiqua" w:cs="Book Antiqua"/>
-          <w:sz w:val="20"/>
-          <w:szCs w:val="20"/>
-        </w:rPr>
-        <w:t xml:space="preserve">. </w:t>
-      </w:r>
-      <w:r>
-        <w:rPr>
-          <w:rFonts w:ascii="Book Antiqua" w:eastAsia="Book Antiqua" w:hAnsi="Book Antiqua" w:cs="Book Antiqua"/>
-          <w:i/>
-          <w:iCs/>
-          <w:sz w:val="20"/>
-          <w:szCs w:val="20"/>
-        </w:rPr>
-        <w:t>3</w:t>
-      </w:r>
-      <w:r>
-        <w:rPr>
-          <w:rFonts w:ascii="Book Antiqua" w:eastAsia="Book Antiqua" w:hAnsi="Book Antiqua" w:cs="Book Antiqua"/>
-          <w:sz w:val="20"/>
-          <w:szCs w:val="20"/>
-        </w:rPr>
-        <w:t>(1), 11–21.</w:t>
+          <w:color w:val="222222"/>
+          <w:sz w:val="20"/>
+          <w:szCs w:val="20"/>
+          <w:shd w:val="clear" w:color="auto" w:fill="FFFFFF"/>
+        </w:rPr>
+        <w:t>ArXiv</w:t>
+      </w:r>
+      <w:r>
+        <w:rPr>
+          <w:rFonts w:ascii="Book Antiqua" w:hAnsi="Book Antiqua"/>
+          <w:color w:val="222222"/>
+          <w:sz w:val="20"/>
+          <w:szCs w:val="20"/>
+          <w:shd w:val="clear" w:color="auto" w:fill="FFFFFF"/>
+        </w:rPr>
+        <w:t>, arXiv-2408.</w:t>
       </w:r>
     </w:p>
     <w:p>
@@ -4882,15 +4294,7 @@
           <w:sz w:val="20"/>
           <w:szCs w:val="20"/>
         </w:rPr>
-        <w:t>Febrian Afriadi, Muhammad Fatih hidayah, &amp;</w:t>
-      </w:r>
-      <w:r>
-        <w:rPr>
-          <w:rFonts w:ascii="Book Antiqua" w:eastAsia="Book Antiqua" w:hAnsi="Book Antiqua" w:cs="Book Antiqua"/>
-          <w:sz w:val="20"/>
-          <w:szCs w:val="20"/>
-        </w:rPr>
-        <w:t xml:space="preserve"> Gusmaneli. (2024). Pembelajaran Kolaboratif Dalam Pendidikan Perguruan Tinggi. </w:t>
+        <w:t xml:space="preserve">Febrian Afriadi, Muhammad Fatih hidayah, &amp; Gusmaneli. (2024). Pembelajaran Kolaboratif Dalam Pendidikan Perguruan Tinggi. </w:t>
       </w:r>
       <w:r>
         <w:rPr>
@@ -4927,6 +4331,52 @@
           <w:szCs w:val="20"/>
         </w:rPr>
         <w:t>(3), 143–157. https://doi.org/10.61104/ihsan.v2i3.347</w:t>
+      </w:r>
+    </w:p>
+    <w:p>
+      <w:pPr>
+        <w:widowControl w:val="0"/>
+        <w:ind w:left="480" w:hanging="480"/>
+        <w:jc w:val="both"/>
+        <w:rPr>
+          <w:rFonts w:ascii="Book Antiqua" w:hAnsi="Book Antiqua"/>
+          <w:color w:val="222222"/>
+          <w:sz w:val="20"/>
+          <w:szCs w:val="20"/>
+          <w:shd w:val="clear" w:color="auto" w:fill="FFFFFF"/>
+        </w:rPr>
+      </w:pPr>
+      <w:r>
+        <w:rPr>
+          <w:rFonts w:ascii="Book Antiqua" w:hAnsi="Book Antiqua"/>
+          <w:color w:val="222222"/>
+          <w:sz w:val="20"/>
+          <w:szCs w:val="20"/>
+          <w:shd w:val="clear" w:color="auto" w:fill="FFFFFF"/>
+        </w:rPr>
+        <w:t>Feliciano, J., Storey, M. A., &amp; Zagalsky, A. (2016, May). Student experiences using GitHub in software engineering courses: a case study. In </w:t>
+      </w:r>
+      <w:r>
+        <w:rPr>
+          <w:rFonts w:ascii="Book Antiqua" w:hAnsi="Book Antiqua"/>
+          <w:i/>
+          <w:iCs/>
+          <w:color w:val="222222"/>
+          <w:sz w:val="20"/>
+          <w:szCs w:val="20"/>
+          <w:shd w:val="clear" w:color="auto" w:fill="FFFFFF"/>
+        </w:rPr>
+        <w:t>Proceedings of the 38th International Conference on Software Engineering Companion</w:t>
+      </w:r>
+      <w:r>
+        <w:rPr>
+          <w:rFonts w:ascii="Book Antiqua" w:hAnsi="Book Antiqua"/>
+          <w:color w:val="222222"/>
+          <w:sz w:val="20"/>
+          <w:szCs w:val="20"/>
+          <w:shd w:val="clear" w:color="auto" w:fill="FFFFFF"/>
+        </w:rPr>
+        <w:t> (pp. 422-431).</w:t>
       </w:r>
     </w:p>
     <w:p>
@@ -4943,55 +4393,101 @@
       </w:pPr>
       <w:r>
         <w:rPr>
-          <w:rFonts w:ascii="Book Antiqua" w:eastAsia="Book Antiqua" w:hAnsi="Book Antiqua" w:cs="Book Antiqua"/>
-          <w:sz w:val="20"/>
-          <w:szCs w:val="20"/>
-        </w:rPr>
-        <w:t>Manik, S., Sembiring, M., Padang, I., &amp; Manurung, L. (2022). Theory of Bandura’s So</w:t>
-      </w:r>
-      <w:r>
-        <w:rPr>
-          <w:rFonts w:ascii="Book Antiqua" w:eastAsia="Book Antiqua" w:hAnsi="Book Antiqua" w:cs="Book Antiqua"/>
-          <w:sz w:val="20"/>
-          <w:szCs w:val="20"/>
-        </w:rPr>
-        <w:t xml:space="preserve">cial Learning in The Process Of Teaching at SMA Methodist Berastagi Kabupaten Karo. </w:t>
-      </w:r>
-      <w:r>
-        <w:rPr>
-          <w:rFonts w:ascii="Book Antiqua" w:eastAsia="Book Antiqua" w:hAnsi="Book Antiqua" w:cs="Book Antiqua"/>
+          <w:rFonts w:ascii="Book Antiqua" w:hAnsi="Book Antiqua"/>
+          <w:color w:val="222222"/>
+          <w:sz w:val="20"/>
+          <w:szCs w:val="20"/>
+          <w:shd w:val="clear" w:color="auto" w:fill="FFFFFF"/>
+        </w:rPr>
+        <w:t>Isnardi, I., &amp; Putra, M. (2025). Analisis Efektivitas Penggunaan Modul Kuliah, Chatgpt, Dan Github Copilot Dalam Pembelajaran Pemrograman Aplikasi Mobile. </w:t>
+      </w:r>
+      <w:r>
+        <w:rPr>
+          <w:rFonts w:ascii="Book Antiqua" w:hAnsi="Book Antiqua"/>
           <w:i/>
           <w:iCs/>
-          <w:sz w:val="20"/>
-          <w:szCs w:val="20"/>
-        </w:rPr>
-        <w:t>Jurnal Visi Pengabdian Kepada Masyarakat</w:t>
-      </w:r>
-      <w:r>
-        <w:rPr>
-          <w:rFonts w:ascii="Book Antiqua" w:eastAsia="Book Antiqua" w:hAnsi="Book Antiqua" w:cs="Book Antiqua"/>
-          <w:sz w:val="20"/>
-          <w:szCs w:val="20"/>
-        </w:rPr>
-        <w:t xml:space="preserve">, </w:t>
-      </w:r>
-      <w:r>
-        <w:rPr>
-          <w:rFonts w:ascii="Book Antiqua" w:eastAsia="Book Antiqua" w:hAnsi="Book Antiqua" w:cs="Book Antiqua"/>
+          <w:color w:val="222222"/>
+          <w:sz w:val="20"/>
+          <w:szCs w:val="20"/>
+          <w:shd w:val="clear" w:color="auto" w:fill="FFFFFF"/>
+        </w:rPr>
+        <w:t>Jurnal Ilmu Komputer dan Informatika| E-ISSN: 3063-9026</w:t>
+      </w:r>
+      <w:r>
+        <w:rPr>
+          <w:rFonts w:ascii="Book Antiqua" w:hAnsi="Book Antiqua"/>
+          <w:color w:val="222222"/>
+          <w:sz w:val="20"/>
+          <w:szCs w:val="20"/>
+          <w:shd w:val="clear" w:color="auto" w:fill="FFFFFF"/>
+        </w:rPr>
+        <w:t>, </w:t>
+      </w:r>
+      <w:r>
+        <w:rPr>
+          <w:rFonts w:ascii="Book Antiqua" w:hAnsi="Book Antiqua"/>
           <w:i/>
           <w:iCs/>
-          <w:sz w:val="20"/>
-          <w:szCs w:val="20"/>
-        </w:rPr>
-        <w:t>3</w:t>
-      </w:r>
-      <w:r>
-        <w:rPr>
-          <w:rFonts w:ascii="Book Antiqua" w:eastAsia="Book Antiqua" w:hAnsi="Book Antiqua" w:cs="Book Antiqua"/>
-          <w:sz w:val="20"/>
-          <w:szCs w:val="20"/>
-        </w:rPr>
-        <w:t>(2), 85–96. https://doi.org/10.51622/pengabdian.v3i2.729</w:t>
+          <w:color w:val="222222"/>
+          <w:sz w:val="20"/>
+          <w:szCs w:val="20"/>
+          <w:shd w:val="clear" w:color="auto" w:fill="FFFFFF"/>
+        </w:rPr>
+        <w:t>2</w:t>
+      </w:r>
+      <w:r>
+        <w:rPr>
+          <w:rFonts w:ascii="Book Antiqua" w:hAnsi="Book Antiqua"/>
+          <w:color w:val="222222"/>
+          <w:sz w:val="20"/>
+          <w:szCs w:val="20"/>
+          <w:shd w:val="clear" w:color="auto" w:fill="FFFFFF"/>
+        </w:rPr>
+        <w:t>(1), 1-6.</w:t>
+      </w:r>
+    </w:p>
+    <w:p>
+      <w:pPr>
+        <w:widowControl w:val="0"/>
+        <w:ind w:left="480" w:hanging="480"/>
+        <w:jc w:val="both"/>
+        <w:rPr>
+          <w:rFonts w:ascii="Book Antiqua" w:eastAsia="Book Antiqua" w:hAnsi="Book Antiqua" w:cs="Book Antiqua"/>
+          <w:sz w:val="20"/>
+          <w:szCs w:val="20"/>
+        </w:rPr>
+      </w:pPr>
+      <w:r>
+        <w:rPr>
+          <w:rFonts w:ascii="Book Antiqua" w:hAnsi="Book Antiqua"/>
+          <w:color w:val="222222"/>
+          <w:sz w:val="20"/>
+          <w:szCs w:val="20"/>
+          <w:shd w:val="clear" w:color="auto" w:fill="FFFFFF"/>
+        </w:rPr>
+        <w:t>Khan, M., Akbar, M. A., &amp; Kasurinen, J. (2025). Integrating Large Language Models in Software Engineering Education: A Pilot Study through GitHub Repositories Mining. </w:t>
+      </w:r>
+      <w:r>
+        <w:rPr>
+          <w:rFonts w:ascii="Book Antiqua" w:hAnsi="Book Antiqua"/>
+          <w:i/>
+          <w:iCs/>
+          <w:color w:val="222222"/>
+          <w:sz w:val="20"/>
+          <w:szCs w:val="20"/>
+          <w:shd w:val="clear" w:color="auto" w:fill="FFFFFF"/>
+        </w:rPr>
+        <w:t>arXiv preprint arXiv:2509.04877</w:t>
+      </w:r>
+      <w:r>
+        <w:rPr>
+          <w:rFonts w:ascii="Book Antiqua" w:hAnsi="Book Antiqua"/>
+          <w:color w:val="222222"/>
+          <w:sz w:val="20"/>
+          <w:szCs w:val="20"/>
+          <w:shd w:val="clear" w:color="auto" w:fill="FFFFFF"/>
+        </w:rPr>
+        <w:t>.</w:t>
       </w:r>
     </w:p>
     <w:p>
@@ -5012,15 +4508,285 @@
           <w:sz w:val="20"/>
           <w:szCs w:val="20"/>
         </w:rPr>
-        <w:t xml:space="preserve">Tina Suryani Siregar, Anike Renti Anita Sinaga, Apri Ananta Sitio, Icha </w:t>
-      </w:r>
-      <w:r>
-        <w:rPr>
-          <w:rFonts w:ascii="Book Antiqua" w:eastAsia="Book Antiqua" w:hAnsi="Book Antiqua" w:cs="Book Antiqua"/>
-          <w:sz w:val="20"/>
-          <w:szCs w:val="20"/>
-        </w:rPr>
-        <w:t>Netanya Sianturi, &amp; Rajo Hasim Lubis. (2024). Model Pembelajaran Kolaboratif</w:t>
+        <w:t xml:space="preserve">Manik, S., Sembiring, M., Padang, I., &amp; Manurung, L. (2022). Theory of Bandura’s Social Learning in The Process Of Teaching at SMA Methodist Berastagi Kabupaten Karo. </w:t>
+      </w:r>
+      <w:r>
+        <w:rPr>
+          <w:rFonts w:ascii="Book Antiqua" w:eastAsia="Book Antiqua" w:hAnsi="Book Antiqua" w:cs="Book Antiqua"/>
+          <w:i/>
+          <w:iCs/>
+          <w:sz w:val="20"/>
+          <w:szCs w:val="20"/>
+        </w:rPr>
+        <w:t>Jurnal Visi Pengabdian Kepada Masyarakat</w:t>
+      </w:r>
+      <w:r>
+        <w:rPr>
+          <w:rFonts w:ascii="Book Antiqua" w:eastAsia="Book Antiqua" w:hAnsi="Book Antiqua" w:cs="Book Antiqua"/>
+          <w:sz w:val="20"/>
+          <w:szCs w:val="20"/>
+        </w:rPr>
+        <w:t xml:space="preserve">, </w:t>
+      </w:r>
+      <w:r>
+        <w:rPr>
+          <w:rFonts w:ascii="Book Antiqua" w:eastAsia="Book Antiqua" w:hAnsi="Book Antiqua" w:cs="Book Antiqua"/>
+          <w:i/>
+          <w:iCs/>
+          <w:sz w:val="20"/>
+          <w:szCs w:val="20"/>
+        </w:rPr>
+        <w:t>3</w:t>
+      </w:r>
+      <w:r>
+        <w:rPr>
+          <w:rFonts w:ascii="Book Antiqua" w:eastAsia="Book Antiqua" w:hAnsi="Book Antiqua" w:cs="Book Antiqua"/>
+          <w:sz w:val="20"/>
+          <w:szCs w:val="20"/>
+        </w:rPr>
+        <w:t>(2), 85–96. https://doi.org/10.51622/pengabdian.v3i2.729</w:t>
+      </w:r>
+    </w:p>
+    <w:p>
+      <w:pPr>
+        <w:widowControl w:val="0"/>
+        <w:ind w:left="480" w:hanging="480"/>
+        <w:jc w:val="both"/>
+        <w:rPr>
+          <w:rFonts w:ascii="Book Antiqua" w:hAnsi="Book Antiqua"/>
+          <w:color w:val="222222"/>
+          <w:sz w:val="20"/>
+          <w:szCs w:val="20"/>
+          <w:shd w:val="clear" w:color="auto" w:fill="FFFFFF"/>
+        </w:rPr>
+      </w:pPr>
+      <w:r>
+        <w:rPr>
+          <w:rFonts w:ascii="Book Antiqua" w:hAnsi="Book Antiqua"/>
+          <w:color w:val="222222"/>
+          <w:sz w:val="20"/>
+          <w:szCs w:val="20"/>
+          <w:shd w:val="clear" w:color="auto" w:fill="FFFFFF"/>
+        </w:rPr>
+        <w:t xml:space="preserve">Muchtar, N. I., Yuliana, A., &amp; Hartono, R. (2025). BEHAVIORAL AND SOCIAL THEORIES OF LEARNING: KONSEP, PRINSIP, DAN IMPLEMENTASINYA DALAM </w:t>
+      </w:r>
+      <w:r>
+        <w:rPr>
+          <w:rFonts w:ascii="Book Antiqua" w:hAnsi="Book Antiqua"/>
+          <w:color w:val="222222"/>
+          <w:sz w:val="20"/>
+          <w:szCs w:val="20"/>
+          <w:shd w:val="clear" w:color="auto" w:fill="FFFFFF"/>
+        </w:rPr>
+        <w:lastRenderedPageBreak/>
+        <w:t>PENDIDIKAN. </w:t>
+      </w:r>
+      <w:r>
+        <w:rPr>
+          <w:rFonts w:ascii="Book Antiqua" w:hAnsi="Book Antiqua"/>
+          <w:i/>
+          <w:iCs/>
+          <w:color w:val="222222"/>
+          <w:sz w:val="20"/>
+          <w:szCs w:val="20"/>
+          <w:shd w:val="clear" w:color="auto" w:fill="FFFFFF"/>
+        </w:rPr>
+        <w:t>Integrative Perspectives of Social and Science Journal</w:t>
+      </w:r>
+      <w:r>
+        <w:rPr>
+          <w:rFonts w:ascii="Book Antiqua" w:hAnsi="Book Antiqua"/>
+          <w:color w:val="222222"/>
+          <w:sz w:val="20"/>
+          <w:szCs w:val="20"/>
+          <w:shd w:val="clear" w:color="auto" w:fill="FFFFFF"/>
+        </w:rPr>
+        <w:t>, </w:t>
+      </w:r>
+      <w:r>
+        <w:rPr>
+          <w:rFonts w:ascii="Book Antiqua" w:hAnsi="Book Antiqua"/>
+          <w:i/>
+          <w:iCs/>
+          <w:color w:val="222222"/>
+          <w:sz w:val="20"/>
+          <w:szCs w:val="20"/>
+          <w:shd w:val="clear" w:color="auto" w:fill="FFFFFF"/>
+        </w:rPr>
+        <w:t>2</w:t>
+      </w:r>
+      <w:r>
+        <w:rPr>
+          <w:rFonts w:ascii="Book Antiqua" w:hAnsi="Book Antiqua"/>
+          <w:color w:val="222222"/>
+          <w:sz w:val="20"/>
+          <w:szCs w:val="20"/>
+          <w:shd w:val="clear" w:color="auto" w:fill="FFFFFF"/>
+        </w:rPr>
+        <w:t>(06 November), 8774-8781.</w:t>
+      </w:r>
+    </w:p>
+    <w:p>
+      <w:pPr>
+        <w:widowControl w:val="0"/>
+        <w:ind w:left="480" w:hanging="480"/>
+        <w:jc w:val="both"/>
+        <w:rPr>
+          <w:rFonts w:ascii="Book Antiqua" w:eastAsia="Book Antiqua" w:hAnsi="Book Antiqua" w:cs="Book Antiqua"/>
+          <w:sz w:val="20"/>
+          <w:szCs w:val="20"/>
+        </w:rPr>
+      </w:pPr>
+      <w:r>
+        <w:rPr>
+          <w:rFonts w:ascii="Book Antiqua" w:eastAsia="Book Antiqua" w:hAnsi="Book Antiqua" w:cs="Book Antiqua"/>
+          <w:sz w:val="20"/>
+          <w:szCs w:val="20"/>
+        </w:rPr>
+        <w:t xml:space="preserve">Putri Kanaya Yose, Nirwana Herman, &amp; Neviyarni. (2024). Pandangan Teori Belajar Sosial Kognitif Albert Bandura. </w:t>
+      </w:r>
+      <w:r>
+        <w:rPr>
+          <w:rFonts w:ascii="Book Antiqua" w:eastAsia="Book Antiqua" w:hAnsi="Book Antiqua" w:cs="Book Antiqua"/>
+          <w:i/>
+          <w:iCs/>
+          <w:sz w:val="20"/>
+          <w:szCs w:val="20"/>
+        </w:rPr>
+        <w:t>Jurnal Pendidikan Sosial Dan Konseling</w:t>
+      </w:r>
+      <w:r>
+        <w:rPr>
+          <w:rFonts w:ascii="Book Antiqua" w:eastAsia="Book Antiqua" w:hAnsi="Book Antiqua" w:cs="Book Antiqua"/>
+          <w:sz w:val="20"/>
+          <w:szCs w:val="20"/>
+        </w:rPr>
+        <w:t xml:space="preserve">, </w:t>
+      </w:r>
+      <w:r>
+        <w:rPr>
+          <w:rFonts w:ascii="Book Antiqua" w:eastAsia="Book Antiqua" w:hAnsi="Book Antiqua" w:cs="Book Antiqua"/>
+          <w:i/>
+          <w:iCs/>
+          <w:sz w:val="20"/>
+          <w:szCs w:val="20"/>
+        </w:rPr>
+        <w:t>2</w:t>
+      </w:r>
+      <w:r>
+        <w:rPr>
+          <w:rFonts w:ascii="Book Antiqua" w:eastAsia="Book Antiqua" w:hAnsi="Book Antiqua" w:cs="Book Antiqua"/>
+          <w:sz w:val="20"/>
+          <w:szCs w:val="20"/>
+        </w:rPr>
+        <w:t xml:space="preserve"> no </w:t>
+      </w:r>
+      <w:r>
+        <w:rPr>
+          <w:rFonts w:ascii="Book Antiqua" w:eastAsia="Book Antiqua" w:hAnsi="Book Antiqua" w:cs="Book Antiqua"/>
+          <w:i/>
+          <w:iCs/>
+          <w:sz w:val="20"/>
+          <w:szCs w:val="20"/>
+        </w:rPr>
+        <w:t>3</w:t>
+      </w:r>
+      <w:r>
+        <w:rPr>
+          <w:rFonts w:ascii="Book Antiqua" w:eastAsia="Book Antiqua" w:hAnsi="Book Antiqua" w:cs="Book Antiqua"/>
+          <w:sz w:val="20"/>
+          <w:szCs w:val="20"/>
+        </w:rPr>
+        <w:t>(3), 1163–1167.</w:t>
+      </w:r>
+    </w:p>
+    <w:p>
+      <w:pPr>
+        <w:widowControl w:val="0"/>
+        <w:ind w:left="480" w:hanging="480"/>
+        <w:jc w:val="both"/>
+        <w:rPr>
+          <w:rFonts w:ascii="Book Antiqua" w:hAnsi="Book Antiqua"/>
+          <w:color w:val="222222"/>
+          <w:sz w:val="20"/>
+          <w:szCs w:val="20"/>
+          <w:shd w:val="clear" w:color="auto" w:fill="FFFFFF"/>
+        </w:rPr>
+      </w:pPr>
+      <w:r>
+        <w:rPr>
+          <w:rFonts w:ascii="Book Antiqua" w:hAnsi="Book Antiqua"/>
+          <w:color w:val="222222"/>
+          <w:sz w:val="20"/>
+          <w:szCs w:val="20"/>
+          <w:shd w:val="clear" w:color="auto" w:fill="FFFFFF"/>
+        </w:rPr>
+        <w:t>Sari, I. (2024). INTERACTIVE WEB PRESENTATION CREATION WORKSHOP TO PROVIDE BASIC UNDERSTANDING AND SKILLS: WORKSHOP PEMBUATAN WEB PRESENTASI INTERAKTIF UNTUK MEMBERIKAN PEMAHAMAN DAN KETERAMPILAN DASAR. </w:t>
+      </w:r>
+      <w:r>
+        <w:rPr>
+          <w:rFonts w:ascii="Book Antiqua" w:hAnsi="Book Antiqua"/>
+          <w:i/>
+          <w:iCs/>
+          <w:color w:val="222222"/>
+          <w:sz w:val="20"/>
+          <w:szCs w:val="20"/>
+          <w:shd w:val="clear" w:color="auto" w:fill="FFFFFF"/>
+        </w:rPr>
+        <w:t>Jurnal Pengabdian Masyarakat Sains dan Aplikasinya (JPMSA)</w:t>
+      </w:r>
+      <w:r>
+        <w:rPr>
+          <w:rFonts w:ascii="Book Antiqua" w:hAnsi="Book Antiqua"/>
+          <w:color w:val="222222"/>
+          <w:sz w:val="20"/>
+          <w:szCs w:val="20"/>
+          <w:shd w:val="clear" w:color="auto" w:fill="FFFFFF"/>
+        </w:rPr>
+        <w:t>, </w:t>
+      </w:r>
+      <w:r>
+        <w:rPr>
+          <w:rFonts w:ascii="Book Antiqua" w:hAnsi="Book Antiqua"/>
+          <w:i/>
+          <w:iCs/>
+          <w:color w:val="222222"/>
+          <w:sz w:val="20"/>
+          <w:szCs w:val="20"/>
+          <w:shd w:val="clear" w:color="auto" w:fill="FFFFFF"/>
+        </w:rPr>
+        <w:t>4</w:t>
+      </w:r>
+      <w:r>
+        <w:rPr>
+          <w:rFonts w:ascii="Book Antiqua" w:hAnsi="Book Antiqua"/>
+          <w:color w:val="222222"/>
+          <w:sz w:val="20"/>
+          <w:szCs w:val="20"/>
+          <w:shd w:val="clear" w:color="auto" w:fill="FFFFFF"/>
+        </w:rPr>
+        <w:t>(1), 14-18.</w:t>
+      </w:r>
+    </w:p>
+    <w:p>
+      <w:pPr>
+        <w:widowControl w:val="0"/>
+        <w:spacing w:line="240" w:lineRule="auto"/>
+        <w:ind w:left="480" w:hanging="480"/>
+        <w:jc w:val="both"/>
+        <w:rPr>
+          <w:rFonts w:ascii="Book Antiqua" w:eastAsia="Book Antiqua" w:hAnsi="Book Antiqua" w:cs="Book Antiqua"/>
+          <w:sz w:val="20"/>
+          <w:szCs w:val="20"/>
+        </w:rPr>
+      </w:pPr>
+      <w:r>
+        <w:rPr>
+          <w:rFonts w:ascii="Book Antiqua" w:eastAsia="Book Antiqua" w:hAnsi="Book Antiqua" w:cs="Book Antiqua"/>
+          <w:sz w:val="20"/>
+          <w:szCs w:val="20"/>
+        </w:rPr>
+        <w:t>Tina Suryani Siregar, Anike Renti Anita Sinaga, Apri Ananta Sitio, Icha Netanya Sianturi, &amp; Rajo Hasim Lubis. (2024). Model Pembelajaran Kolaboratif</w:t>
       </w:r>
       <w:r>
         <w:rPr>
@@ -5094,7 +4860,7 @@
         </w:rPr>
         <w:t xml:space="preserve">(4), 207–219. </w:t>
       </w:r>
-      <w:hyperlink r:id="rId8" w:history="1">
+      <w:hyperlink r:id="rId9" w:history="1">
         <w:r>
           <w:rPr>
             <w:rStyle w:val="Hyperlink"/>
@@ -5109,16 +4875,8 @@
     <w:p>
       <w:pPr>
         <w:widowControl w:val="0"/>
-        <w:spacing w:line="240" w:lineRule="auto"/>
         <w:ind w:left="480" w:hanging="480"/>
         <w:jc w:val="both"/>
-        <w:rPr>
-          <w:rFonts w:ascii="Book Antiqua" w:eastAsia="Book Antiqua" w:hAnsi="Book Antiqua" w:cs="Book Antiqua"/>
-          <w:sz w:val="20"/>
-          <w:szCs w:val="20"/>
-        </w:rPr>
-      </w:pPr>
-      <w:r>
         <w:rPr>
           <w:rFonts w:ascii="Book Antiqua" w:hAnsi="Book Antiqua"/>
           <w:color w:val="222222"/>
@@ -5126,7 +4884,16 @@
           <w:szCs w:val="20"/>
           <w:shd w:val="clear" w:color="auto" w:fill="FFFFFF"/>
         </w:rPr>
-        <w:t>Isnardi, I., &amp; Putra, M. (2025). Analisis Efektivitas Penggunaan Modul Kuliah, Chatgpt, Dan Github Copilot Dalam Pembelajaran Pemrograman Aplikasi Mobile. </w:t>
+      </w:pPr>
+      <w:r>
+        <w:rPr>
+          <w:rFonts w:ascii="Book Antiqua" w:hAnsi="Book Antiqua"/>
+          <w:color w:val="222222"/>
+          <w:sz w:val="20"/>
+          <w:szCs w:val="20"/>
+          <w:shd w:val="clear" w:color="auto" w:fill="FFFFFF"/>
+        </w:rPr>
+        <w:t>Tohamba, M. R., &amp; Aksara, L. B. (2025). PENGARUH PENGGUNAAN GITHUB DAN EDUTRACK TERHADAP MOTIVASI MAHASISWA DALAM PROYEK PERANGKAT LUNAK. </w:t>
       </w:r>
       <w:r>
         <w:rPr>
@@ -5138,7 +4905,7 @@
           <w:szCs w:val="20"/>
           <w:shd w:val="clear" w:color="auto" w:fill="FFFFFF"/>
         </w:rPr>
-        <w:t>Jurnal Ilmu Komputer dan Informatika| E-ISSN: 3063-9026</w:t>
+        <w:t>AnoaTIK: Jurnal Teknologi Informasi dan Komputer</w:t>
       </w:r>
       <w:r>
         <w:rPr>
@@ -5160,7 +4927,7 @@
           <w:szCs w:val="20"/>
           <w:shd w:val="clear" w:color="auto" w:fill="FFFFFF"/>
         </w:rPr>
-        <w:t>2</w:t>
+        <w:t>3</w:t>
       </w:r>
       <w:r>
         <w:rPr>
@@ -5170,7 +4937,7 @@
           <w:szCs w:val="20"/>
           <w:shd w:val="clear" w:color="auto" w:fill="FFFFFF"/>
         </w:rPr>
-        <w:t>(1), 1-6.</w:t>
+        <w:t>(2), 99-105.</w:t>
       </w:r>
     </w:p>
     <w:p>
@@ -5179,66 +4946,54 @@
         <w:ind w:left="480" w:hanging="480"/>
         <w:jc w:val="both"/>
         <w:rPr>
-          <w:rFonts w:ascii="Book Antiqua" w:hAnsi="Book Antiqua"/>
-          <w:color w:val="222222"/>
-          <w:sz w:val="20"/>
-          <w:szCs w:val="20"/>
-          <w:shd w:val="clear" w:color="auto" w:fill="FFFFFF"/>
-        </w:rPr>
-      </w:pPr>
-      <w:r>
-        <w:rPr>
-          <w:rFonts w:ascii="Book Antiqua" w:hAnsi="Book Antiqua"/>
-          <w:color w:val="222222"/>
-          <w:sz w:val="20"/>
-          <w:szCs w:val="20"/>
-          <w:shd w:val="clear" w:color="auto" w:fill="FFFFFF"/>
-        </w:rPr>
-        <w:t>Tohamba, M. R., &amp; Aksara, L. B. (2025). PENGARUH PENGGUNAAN GITHUB DAN EDUTRACK TERHADAP MOTIVASI MAHASISWA DALAM PROYEK PERANGKAT LUNAK. </w:t>
-      </w:r>
-      <w:r>
-        <w:rPr>
-          <w:rFonts w:ascii="Book Antiqua" w:hAnsi="Book Antiqua"/>
+          <w:rFonts w:ascii="Book Antiqua" w:eastAsia="Book Antiqua" w:hAnsi="Book Antiqua" w:cs="Book Antiqua"/>
+          <w:sz w:val="20"/>
+          <w:szCs w:val="20"/>
+        </w:rPr>
+      </w:pPr>
+      <w:r>
+        <w:rPr>
+          <w:rFonts w:ascii="Book Antiqua" w:eastAsia="Book Antiqua" w:hAnsi="Book Antiqua" w:cs="Book Antiqua"/>
+          <w:sz w:val="20"/>
+          <w:szCs w:val="20"/>
+        </w:rPr>
+        <w:t xml:space="preserve">Tri, A., Lifere, S., Sven, B. E., Rosari, D., &amp; Siuk, I. K. (2026). </w:t>
+      </w:r>
+      <w:r>
+        <w:rPr>
+          <w:rFonts w:ascii="Book Antiqua" w:eastAsia="Book Antiqua" w:hAnsi="Book Antiqua" w:cs="Book Antiqua"/>
           <w:i/>
           <w:iCs/>
-          <w:color w:val="222222"/>
-          <w:sz w:val="20"/>
-          <w:szCs w:val="20"/>
-          <w:shd w:val="clear" w:color="auto" w:fill="FFFFFF"/>
-        </w:rPr>
-        <w:t>AnoaTIK: Jurnal Teknologi Informasi dan Komputer</w:t>
-      </w:r>
-      <w:r>
-        <w:rPr>
-          <w:rFonts w:ascii="Book Antiqua" w:hAnsi="Book Antiqua"/>
-          <w:color w:val="222222"/>
-          <w:sz w:val="20"/>
-          <w:szCs w:val="20"/>
-          <w:shd w:val="clear" w:color="auto" w:fill="FFFFFF"/>
-        </w:rPr>
-        <w:t>, </w:t>
-      </w:r>
-      <w:r>
-        <w:rPr>
-          <w:rFonts w:ascii="Book Antiqua" w:hAnsi="Book Antiqua"/>
+          <w:sz w:val="20"/>
+          <w:szCs w:val="20"/>
+        </w:rPr>
+        <w:t>ANALISIS PENERIMAAN PENGGUNAAN GITHUB PADA MAHASISWA MENGGUNAKAN EXTENDED THEORY OF PLANNED BEHAVIOR</w:t>
+      </w:r>
+      <w:r>
+        <w:rPr>
+          <w:rFonts w:ascii="Book Antiqua" w:eastAsia="Book Antiqua" w:hAnsi="Book Antiqua" w:cs="Book Antiqua"/>
+          <w:sz w:val="20"/>
+          <w:szCs w:val="20"/>
+        </w:rPr>
+        <w:t xml:space="preserve">. </w:t>
+      </w:r>
+      <w:r>
+        <w:rPr>
+          <w:rFonts w:ascii="Book Antiqua" w:eastAsia="Book Antiqua" w:hAnsi="Book Antiqua" w:cs="Book Antiqua"/>
           <w:i/>
           <w:iCs/>
-          <w:color w:val="222222"/>
-          <w:sz w:val="20"/>
-          <w:szCs w:val="20"/>
-          <w:shd w:val="clear" w:color="auto" w:fill="FFFFFF"/>
+          <w:sz w:val="20"/>
+          <w:szCs w:val="20"/>
         </w:rPr>
         <w:t>3</w:t>
       </w:r>
       <w:r>
         <w:rPr>
-          <w:rFonts w:ascii="Book Antiqua" w:hAnsi="Book Antiqua"/>
-          <w:color w:val="222222"/>
-          <w:sz w:val="20"/>
-          <w:szCs w:val="20"/>
-          <w:shd w:val="clear" w:color="auto" w:fill="FFFFFF"/>
-        </w:rPr>
-        <w:t>(2), 99-105.</w:t>
+          <w:rFonts w:ascii="Book Antiqua" w:eastAsia="Book Antiqua" w:hAnsi="Book Antiqua" w:cs="Book Antiqua"/>
+          <w:sz w:val="20"/>
+          <w:szCs w:val="20"/>
+        </w:rPr>
+        <w:t>(1), 11–21.</w:t>
       </w:r>
     </w:p>
     <w:p>
@@ -5247,425 +5002,6 @@
         <w:ind w:left="480" w:hanging="480"/>
         <w:jc w:val="both"/>
         <w:rPr>
-          <w:rFonts w:ascii="Book Antiqua" w:hAnsi="Book Antiqua"/>
-          <w:color w:val="222222"/>
-          <w:sz w:val="20"/>
-          <w:szCs w:val="20"/>
-          <w:shd w:val="clear" w:color="auto" w:fill="FFFFFF"/>
-        </w:rPr>
-      </w:pPr>
-      <w:r>
-        <w:rPr>
-          <w:rFonts w:ascii="Book Antiqua" w:hAnsi="Book Antiqua"/>
-          <w:color w:val="222222"/>
-          <w:sz w:val="20"/>
-          <w:szCs w:val="20"/>
-          <w:shd w:val="clear" w:color="auto" w:fill="FFFFFF"/>
-        </w:rPr>
-        <w:t xml:space="preserve">Sari, I. (2024). INTERACTIVE WEB PRESENTATION CREATION WORKSHOP TO PROVIDE BASIC UNDERSTANDING AND SKILLS: WORKSHOP PEMBUATAN WEB PRESENTASI INTERAKTIF UNTUK </w:t>
-      </w:r>
-      <w:r>
-        <w:rPr>
-          <w:rFonts w:ascii="Book Antiqua" w:hAnsi="Book Antiqua"/>
-          <w:color w:val="222222"/>
-          <w:sz w:val="20"/>
-          <w:szCs w:val="20"/>
-          <w:shd w:val="clear" w:color="auto" w:fill="FFFFFF"/>
-        </w:rPr>
-        <w:lastRenderedPageBreak/>
-        <w:t>MEMBERIKAN PEMAHAMAN DAN KETERAMPILAN DASAR. </w:t>
-      </w:r>
-      <w:r>
-        <w:rPr>
-          <w:rFonts w:ascii="Book Antiqua" w:hAnsi="Book Antiqua"/>
-          <w:i/>
-          <w:iCs/>
-          <w:color w:val="222222"/>
-          <w:sz w:val="20"/>
-          <w:szCs w:val="20"/>
-          <w:shd w:val="clear" w:color="auto" w:fill="FFFFFF"/>
-        </w:rPr>
-        <w:t>Jurnal Pengabdian Masyarakat Sains dan Aplikasinya (JPMSA)</w:t>
-      </w:r>
-      <w:r>
-        <w:rPr>
-          <w:rFonts w:ascii="Book Antiqua" w:hAnsi="Book Antiqua"/>
-          <w:color w:val="222222"/>
-          <w:sz w:val="20"/>
-          <w:szCs w:val="20"/>
-          <w:shd w:val="clear" w:color="auto" w:fill="FFFFFF"/>
-        </w:rPr>
-        <w:t>, </w:t>
-      </w:r>
-      <w:r>
-        <w:rPr>
-          <w:rFonts w:ascii="Book Antiqua" w:hAnsi="Book Antiqua"/>
-          <w:i/>
-          <w:iCs/>
-          <w:color w:val="222222"/>
-          <w:sz w:val="20"/>
-          <w:szCs w:val="20"/>
-          <w:shd w:val="clear" w:color="auto" w:fill="FFFFFF"/>
-        </w:rPr>
-        <w:t>4</w:t>
-      </w:r>
-      <w:r>
-        <w:rPr>
-          <w:rFonts w:ascii="Book Antiqua" w:hAnsi="Book Antiqua"/>
-          <w:color w:val="222222"/>
-          <w:sz w:val="20"/>
-          <w:szCs w:val="20"/>
-          <w:shd w:val="clear" w:color="auto" w:fill="FFFFFF"/>
-        </w:rPr>
-        <w:t>(1), 14-18.</w:t>
-      </w:r>
-    </w:p>
-    <w:p>
-      <w:pPr>
-        <w:widowControl w:val="0"/>
-        <w:ind w:left="480" w:hanging="480"/>
-        <w:jc w:val="both"/>
-        <w:rPr>
-          <w:rFonts w:ascii="Book Antiqua" w:hAnsi="Book Antiqua"/>
-          <w:color w:val="222222"/>
-          <w:sz w:val="20"/>
-          <w:szCs w:val="20"/>
-          <w:shd w:val="clear" w:color="auto" w:fill="FFFFFF"/>
-        </w:rPr>
-      </w:pPr>
-      <w:r>
-        <w:rPr>
-          <w:rFonts w:ascii="Book Antiqua" w:hAnsi="Book Antiqua"/>
-          <w:color w:val="222222"/>
-          <w:sz w:val="20"/>
-          <w:szCs w:val="20"/>
-          <w:shd w:val="clear" w:color="auto" w:fill="FFFFFF"/>
-        </w:rPr>
-        <w:t>Chen, K. Y., Toro-Moreno, M., &amp; Subramaniam, A. R. (2025). GitHub is an effective platform for collaborative and reproducible laboratory research. </w:t>
-      </w:r>
-      <w:r>
-        <w:rPr>
-          <w:rFonts w:ascii="Book Antiqua" w:hAnsi="Book Antiqua"/>
-          <w:i/>
-          <w:iCs/>
-          <w:color w:val="222222"/>
-          <w:sz w:val="20"/>
-          <w:szCs w:val="20"/>
-          <w:shd w:val="clear" w:color="auto" w:fill="FFFFFF"/>
-        </w:rPr>
-        <w:t>ArXiv</w:t>
-      </w:r>
-      <w:r>
-        <w:rPr>
-          <w:rFonts w:ascii="Book Antiqua" w:hAnsi="Book Antiqua"/>
-          <w:color w:val="222222"/>
-          <w:sz w:val="20"/>
-          <w:szCs w:val="20"/>
-          <w:shd w:val="clear" w:color="auto" w:fill="FFFFFF"/>
-        </w:rPr>
-        <w:t>, arXiv-2408.</w:t>
-      </w:r>
-    </w:p>
-    <w:p>
-      <w:pPr>
-        <w:widowControl w:val="0"/>
-        <w:ind w:left="480" w:hanging="480"/>
-        <w:jc w:val="both"/>
-        <w:rPr>
-          <w:rFonts w:ascii="Book Antiqua" w:eastAsia="Book Antiqua" w:hAnsi="Book Antiqua" w:cs="Book Antiqua"/>
-          <w:sz w:val="20"/>
-          <w:szCs w:val="20"/>
-        </w:rPr>
-      </w:pPr>
-      <w:r>
-        <w:rPr>
-          <w:rFonts w:ascii="Book Antiqua" w:hAnsi="Book Antiqua"/>
-          <w:color w:val="222222"/>
-          <w:sz w:val="20"/>
-          <w:szCs w:val="20"/>
-          <w:shd w:val="clear" w:color="auto" w:fill="FFFFFF"/>
-        </w:rPr>
-        <w:t>Khan, M., Akbar, M. A., &amp; Kasurinen, J. (2025). Integrating Large Language Models in Software Engineering Education: A Pilot Study through GitHub Repositories Mining. </w:t>
-      </w:r>
-      <w:r>
-        <w:rPr>
-          <w:rFonts w:ascii="Book Antiqua" w:hAnsi="Book Antiqua"/>
-          <w:i/>
-          <w:iCs/>
-          <w:color w:val="222222"/>
-          <w:sz w:val="20"/>
-          <w:szCs w:val="20"/>
-          <w:shd w:val="clear" w:color="auto" w:fill="FFFFFF"/>
-        </w:rPr>
-        <w:t>arXiv preprint arXiv:2509.04877</w:t>
-      </w:r>
-      <w:r>
-        <w:rPr>
-          <w:rFonts w:ascii="Book Antiqua" w:hAnsi="Book Antiqua"/>
-          <w:color w:val="222222"/>
-          <w:sz w:val="20"/>
-          <w:szCs w:val="20"/>
-          <w:shd w:val="clear" w:color="auto" w:fill="FFFFFF"/>
-        </w:rPr>
-        <w:t>.</w:t>
-      </w:r>
-    </w:p>
-    <w:p>
-      <w:pPr>
-        <w:widowControl w:val="0"/>
-        <w:ind w:left="480" w:hanging="480"/>
-        <w:jc w:val="both"/>
-        <w:rPr>
-          <w:rFonts w:ascii="Book Antiqua" w:hAnsi="Book Antiqua"/>
-          <w:color w:val="222222"/>
-          <w:sz w:val="20"/>
-          <w:szCs w:val="20"/>
-          <w:shd w:val="clear" w:color="auto" w:fill="FFFFFF"/>
-        </w:rPr>
-      </w:pPr>
-      <w:r>
-        <w:rPr>
-          <w:rFonts w:ascii="Book Antiqua" w:hAnsi="Book Antiqua"/>
-          <w:color w:val="222222"/>
-          <w:sz w:val="20"/>
-          <w:szCs w:val="20"/>
-          <w:shd w:val="clear" w:color="auto" w:fill="FFFFFF"/>
-        </w:rPr>
-        <w:t>Feliciano, J., Storey, M. A., &amp; Zagalsky, A. (2016, May). Student experiences using GitHub in software engineering courses: a case study. In </w:t>
-      </w:r>
-      <w:r>
-        <w:rPr>
-          <w:rFonts w:ascii="Book Antiqua" w:hAnsi="Book Antiqua"/>
-          <w:i/>
-          <w:iCs/>
-          <w:color w:val="222222"/>
-          <w:sz w:val="20"/>
-          <w:szCs w:val="20"/>
-          <w:shd w:val="clear" w:color="auto" w:fill="FFFFFF"/>
-        </w:rPr>
-        <w:t>Proceedings of the 38th International Conference on Software Engineering Companion</w:t>
-      </w:r>
-      <w:r>
-        <w:rPr>
-          <w:rFonts w:ascii="Book Antiqua" w:hAnsi="Book Antiqua"/>
-          <w:color w:val="222222"/>
-          <w:sz w:val="20"/>
-          <w:szCs w:val="20"/>
-          <w:shd w:val="clear" w:color="auto" w:fill="FFFFFF"/>
-        </w:rPr>
-        <w:t> (pp. 422-431).</w:t>
-      </w:r>
-    </w:p>
-    <w:p>
-      <w:pPr>
-        <w:widowControl w:val="0"/>
-        <w:ind w:left="480" w:hanging="480"/>
-        <w:jc w:val="both"/>
-        <w:rPr>
-          <w:rFonts w:ascii="Book Antiqua" w:hAnsi="Book Antiqua"/>
-          <w:color w:val="222222"/>
-          <w:sz w:val="20"/>
-          <w:szCs w:val="20"/>
-          <w:shd w:val="clear" w:color="auto" w:fill="FFFFFF"/>
-        </w:rPr>
-      </w:pPr>
-      <w:r>
-        <w:rPr>
-          <w:rFonts w:ascii="Book Antiqua" w:hAnsi="Book Antiqua"/>
-          <w:color w:val="222222"/>
-          <w:sz w:val="20"/>
-          <w:szCs w:val="20"/>
-          <w:shd w:val="clear" w:color="auto" w:fill="FFFFFF"/>
-        </w:rPr>
-        <w:t>Muchtar, N. I., Yuliana, A., &amp; Hartono, R. (2025). BEHAVIORAL AND SOCIAL THEORIES OF LEARNING: KONSEP, PRINSIP, DAN IMPLEMENTASINYA DALAM PENDIDIKAN. </w:t>
-      </w:r>
-      <w:r>
-        <w:rPr>
-          <w:rFonts w:ascii="Book Antiqua" w:hAnsi="Book Antiqua"/>
-          <w:i/>
-          <w:iCs/>
-          <w:color w:val="222222"/>
-          <w:sz w:val="20"/>
-          <w:szCs w:val="20"/>
-          <w:shd w:val="clear" w:color="auto" w:fill="FFFFFF"/>
-        </w:rPr>
-        <w:t>Integrative Perspectives of Social and Science Journal</w:t>
-      </w:r>
-      <w:r>
-        <w:rPr>
-          <w:rFonts w:ascii="Book Antiqua" w:hAnsi="Book Antiqua"/>
-          <w:color w:val="222222"/>
-          <w:sz w:val="20"/>
-          <w:szCs w:val="20"/>
-          <w:shd w:val="clear" w:color="auto" w:fill="FFFFFF"/>
-        </w:rPr>
-        <w:t>, </w:t>
-      </w:r>
-      <w:r>
-        <w:rPr>
-          <w:rFonts w:ascii="Book Antiqua" w:hAnsi="Book Antiqua"/>
-          <w:i/>
-          <w:iCs/>
-          <w:color w:val="222222"/>
-          <w:sz w:val="20"/>
-          <w:szCs w:val="20"/>
-          <w:shd w:val="clear" w:color="auto" w:fill="FFFFFF"/>
-        </w:rPr>
-        <w:t>2</w:t>
-      </w:r>
-      <w:r>
-        <w:rPr>
-          <w:rFonts w:ascii="Book Antiqua" w:hAnsi="Book Antiqua"/>
-          <w:color w:val="222222"/>
-          <w:sz w:val="20"/>
-          <w:szCs w:val="20"/>
-          <w:shd w:val="clear" w:color="auto" w:fill="FFFFFF"/>
-        </w:rPr>
-        <w:t>(06 November), 8774-8781.</w:t>
-      </w:r>
-    </w:p>
-    <w:p>
-      <w:pPr>
-        <w:widowControl w:val="0"/>
-        <w:ind w:left="480" w:hanging="480"/>
-        <w:jc w:val="both"/>
-        <w:rPr>
-          <w:rFonts w:ascii="Book Antiqua" w:hAnsi="Book Antiqua"/>
-          <w:color w:val="222222"/>
-          <w:sz w:val="20"/>
-          <w:szCs w:val="20"/>
-          <w:shd w:val="clear" w:color="auto" w:fill="FFFFFF"/>
-        </w:rPr>
-      </w:pPr>
-      <w:r>
-        <w:rPr>
-          <w:rFonts w:ascii="Book Antiqua" w:hAnsi="Book Antiqua"/>
-          <w:color w:val="222222"/>
-          <w:sz w:val="20"/>
-          <w:szCs w:val="20"/>
-          <w:shd w:val="clear" w:color="auto" w:fill="FFFFFF"/>
-        </w:rPr>
-        <w:t>Ambriyani, N., Palawa, A. H., &amp; Anugrah, M. R. (2025). Teori pembelajaran sosial. </w:t>
-      </w:r>
-      <w:r>
-        <w:rPr>
-          <w:rFonts w:ascii="Book Antiqua" w:hAnsi="Book Antiqua"/>
-          <w:i/>
-          <w:iCs/>
-          <w:color w:val="222222"/>
-          <w:sz w:val="20"/>
-          <w:szCs w:val="20"/>
-          <w:shd w:val="clear" w:color="auto" w:fill="FFFFFF"/>
-        </w:rPr>
-        <w:t>Jurnal Pendidikan Sosial dan Humaniora</w:t>
-      </w:r>
-      <w:r>
-        <w:rPr>
-          <w:rFonts w:ascii="Book Antiqua" w:hAnsi="Book Antiqua"/>
-          <w:color w:val="222222"/>
-          <w:sz w:val="20"/>
-          <w:szCs w:val="20"/>
-          <w:shd w:val="clear" w:color="auto" w:fill="FFFFFF"/>
-        </w:rPr>
-        <w:t>, </w:t>
-      </w:r>
-      <w:r>
-        <w:rPr>
-          <w:rFonts w:ascii="Book Antiqua" w:hAnsi="Book Antiqua"/>
-          <w:i/>
-          <w:iCs/>
-          <w:color w:val="222222"/>
-          <w:sz w:val="20"/>
-          <w:szCs w:val="20"/>
-          <w:shd w:val="clear" w:color="auto" w:fill="FFFFFF"/>
-        </w:rPr>
-        <w:t>4</w:t>
-      </w:r>
-      <w:r>
-        <w:rPr>
-          <w:rFonts w:ascii="Book Antiqua" w:hAnsi="Book Antiqua"/>
-          <w:color w:val="222222"/>
-          <w:sz w:val="20"/>
-          <w:szCs w:val="20"/>
-          <w:shd w:val="clear" w:color="auto" w:fill="FFFFFF"/>
-        </w:rPr>
-        <w:t>(4), 7334-7346.</w:t>
-      </w:r>
-    </w:p>
-    <w:p>
-      <w:pPr>
-        <w:widowControl w:val="0"/>
-        <w:ind w:left="480" w:hanging="480"/>
-        <w:jc w:val="both"/>
-        <w:rPr>
-          <w:rFonts w:ascii="Book Antiqua" w:hAnsi="Book Antiqua"/>
-          <w:color w:val="222222"/>
-          <w:sz w:val="20"/>
-          <w:szCs w:val="20"/>
-          <w:shd w:val="clear" w:color="auto" w:fill="FFFFFF"/>
-        </w:rPr>
-      </w:pPr>
-      <w:r>
-        <w:rPr>
-          <w:rFonts w:ascii="Book Antiqua" w:hAnsi="Book Antiqua"/>
-          <w:color w:val="222222"/>
-          <w:sz w:val="20"/>
-          <w:szCs w:val="20"/>
-          <w:shd w:val="clear" w:color="auto" w:fill="FFFFFF"/>
-        </w:rPr>
-        <w:t>Astuti, T., Saputra, D., &amp; Soleh, M. (2022). Social learning dalam pembelajaran pada era new normal. </w:t>
-      </w:r>
-      <w:r>
-        <w:rPr>
-          <w:rFonts w:ascii="Book Antiqua" w:hAnsi="Book Antiqua"/>
-          <w:i/>
-          <w:iCs/>
-          <w:color w:val="222222"/>
-          <w:sz w:val="20"/>
-          <w:szCs w:val="20"/>
-          <w:shd w:val="clear" w:color="auto" w:fill="FFFFFF"/>
-        </w:rPr>
-        <w:t>Jurnal Binagogik</w:t>
-      </w:r>
-      <w:r>
-        <w:rPr>
-          <w:rFonts w:ascii="Book Antiqua" w:hAnsi="Book Antiqua"/>
-          <w:color w:val="222222"/>
-          <w:sz w:val="20"/>
-          <w:szCs w:val="20"/>
-          <w:shd w:val="clear" w:color="auto" w:fill="FFFFFF"/>
-        </w:rPr>
-        <w:t>, </w:t>
-      </w:r>
-      <w:r>
-        <w:rPr>
-          <w:rFonts w:ascii="Book Antiqua" w:hAnsi="Book Antiqua"/>
-          <w:i/>
-          <w:iCs/>
-          <w:color w:val="222222"/>
-          <w:sz w:val="20"/>
-          <w:szCs w:val="20"/>
-          <w:shd w:val="clear" w:color="auto" w:fill="FFFFFF"/>
-        </w:rPr>
-        <w:t>9</w:t>
-      </w:r>
-      <w:r>
-        <w:rPr>
-          <w:rFonts w:ascii="Book Antiqua" w:hAnsi="Book Antiqua"/>
-          <w:color w:val="222222"/>
-          <w:sz w:val="20"/>
-          <w:szCs w:val="20"/>
-          <w:shd w:val="clear" w:color="auto" w:fill="FFFFFF"/>
-        </w:rPr>
-        <w:t>(1).</w:t>
-      </w:r>
-    </w:p>
-    <w:p>
-      <w:pPr>
-        <w:widowControl w:val="0"/>
-        <w:ind w:left="480" w:hanging="480"/>
-        <w:jc w:val="both"/>
-        <w:rPr>
           <w:rFonts w:ascii="Book Antiqua" w:eastAsia="Book Antiqua" w:hAnsi="Book Antiqua" w:cs="Book Antiqua"/>
           <w:sz w:val="20"/>
           <w:szCs w:val="20"/>
@@ -5771,7 +5107,7 @@
       </w:pPr>
     </w:p>
     <w:sectPr>
-      <w:footerReference w:type="default" r:id="rId9"/>
+      <w:footerReference w:type="default" r:id="rId10"/>
       <w:pgSz w:w="8391" w:h="11906"/>
       <w:pgMar w:top="1123" w:right="1411" w:bottom="1123" w:left="1411" w:header="720" w:footer="720" w:gutter="0"/>
       <w:pgNumType w:start="0"/>
@@ -5876,7 +5212,7 @@
         <w:sz w:val="20"/>
         <w:szCs w:val="20"/>
       </w:rPr>
-      <w:t>15</w:t>
+      <w:t>1</w:t>
     </w:r>
     <w:r>
       <w:rPr>
@@ -8221,4 +7557,16 @@
   </a:objectDefaults>
   <a:extraClrSchemeLst/>
 </a:theme>
+</file>
+
+<file path=customXml/item1.xml><?xml version="1.0" encoding="utf-8"?>
+<b:Sources xmlns:b="http://schemas.openxmlformats.org/officeDocument/2006/bibliography" xmlns="http://schemas.openxmlformats.org/officeDocument/2006/bibliography" SelectedStyle="\APASixthEditionOfficeOnline.xsl" StyleName="APA" Version="6"/>
+</file>
+
+<file path=customXml/itemProps1.xml><?xml version="1.0" encoding="utf-8"?>
+<ds:datastoreItem xmlns:ds="http://schemas.openxmlformats.org/officeDocument/2006/customXml" ds:itemID="{E69E154B-9A31-49FD-BC00-9BD986D5B365}">
+  <ds:schemaRefs>
+    <ds:schemaRef ds:uri="http://schemas.openxmlformats.org/officeDocument/2006/bibliography"/>
+  </ds:schemaRefs>
+</ds:datastoreItem>
 </file>